--- a/Пояснительная записка.docx
+++ b/Пояснительная записка.docx
@@ -21515,6 +21515,119 @@
         </w:rPr>
         <w:t xml:space="preserve">-приложений [Электронный ресурс]. – Режим доступа: </w:t>
       </w:r>
+      <w:hyperlink r:id="rId24" w:history="1">
+        <w:r>
+          <w:rPr>
+            <w:rStyle w:val="a5"/>
+            <w:rFonts w:ascii="Times New Roman" w:hAnsi="Times New Roman" w:cs="Times New Roman"/>
+            <w:sz w:val="28"/>
+            <w:szCs w:val="28"/>
+            <w:lang w:val="en-US"/>
+          </w:rPr>
+          <w:t>https</w:t>
+        </w:r>
+        <w:r>
+          <w:rPr>
+            <w:rStyle w:val="a5"/>
+            <w:rFonts w:ascii="Times New Roman" w:hAnsi="Times New Roman" w:cs="Times New Roman"/>
+            <w:sz w:val="28"/>
+            <w:szCs w:val="28"/>
+          </w:rPr>
+          <w:t>://</w:t>
+        </w:r>
+        <w:r>
+          <w:rPr>
+            <w:rStyle w:val="a5"/>
+            <w:rFonts w:ascii="Times New Roman" w:hAnsi="Times New Roman" w:cs="Times New Roman"/>
+            <w:sz w:val="28"/>
+            <w:szCs w:val="28"/>
+            <w:lang w:val="en-US"/>
+          </w:rPr>
+          <w:t>developer</w:t>
+        </w:r>
+        <w:r>
+          <w:rPr>
+            <w:rStyle w:val="a5"/>
+            <w:rFonts w:ascii="Times New Roman" w:hAnsi="Times New Roman" w:cs="Times New Roman"/>
+            <w:sz w:val="28"/>
+            <w:szCs w:val="28"/>
+          </w:rPr>
+          <w:t>.</w:t>
+        </w:r>
+        <w:r>
+          <w:rPr>
+            <w:rStyle w:val="a5"/>
+            <w:rFonts w:ascii="Times New Roman" w:hAnsi="Times New Roman" w:cs="Times New Roman"/>
+            <w:sz w:val="28"/>
+            <w:szCs w:val="28"/>
+            <w:lang w:val="en-US"/>
+          </w:rPr>
+          <w:t>android</w:t>
+        </w:r>
+        <w:r>
+          <w:rPr>
+            <w:rStyle w:val="a5"/>
+            <w:rFonts w:ascii="Times New Roman" w:hAnsi="Times New Roman" w:cs="Times New Roman"/>
+            <w:sz w:val="28"/>
+            <w:szCs w:val="28"/>
+          </w:rPr>
+          <w:t>.</w:t>
+        </w:r>
+        <w:r>
+          <w:rPr>
+            <w:rStyle w:val="a5"/>
+            <w:rFonts w:ascii="Times New Roman" w:hAnsi="Times New Roman" w:cs="Times New Roman"/>
+            <w:sz w:val="28"/>
+            <w:szCs w:val="28"/>
+            <w:lang w:val="en-US"/>
+          </w:rPr>
+          <w:t>com</w:t>
+        </w:r>
+      </w:hyperlink>
+      <w:r>
+        <w:rPr>
+          <w:rFonts w:ascii="Times New Roman" w:hAnsi="Times New Roman" w:cs="Times New Roman"/>
+          <w:sz w:val="28"/>
+          <w:szCs w:val="28"/>
+        </w:rPr>
+        <w:t xml:space="preserve"> (дата обращения: 01.0</w:t>
+      </w:r>
+      <w:r>
+        <w:rPr>
+          <w:rFonts w:ascii="Times New Roman" w:hAnsi="Times New Roman" w:cs="Times New Roman"/>
+          <w:sz w:val="28"/>
+          <w:szCs w:val="28"/>
+        </w:rPr>
+        <w:t>4</w:t>
+      </w:r>
+      <w:r>
+        <w:rPr>
+          <w:rFonts w:ascii="Times New Roman" w:hAnsi="Times New Roman" w:cs="Times New Roman"/>
+          <w:sz w:val="28"/>
+          <w:szCs w:val="28"/>
+        </w:rPr>
+        <w:t>.2026).</w:t>
+      </w:r>
+    </w:p>
+    <w:p>
+      <w:pPr>
+        <w:spacing w:after="0" w:line="360" w:lineRule="auto"/>
+        <w:ind w:firstLine="709"/>
+        <w:jc w:val="both"/>
+        <w:rPr>
+          <w:rFonts w:ascii="Times New Roman" w:hAnsi="Times New Roman" w:cs="Times New Roman"/>
+          <w:sz w:val="28"/>
+          <w:szCs w:val="28"/>
+        </w:rPr>
+      </w:pPr>
+      <w:r>
+        <w:rPr>
+          <w:rFonts w:ascii="Times New Roman" w:hAnsi="Times New Roman" w:cs="Times New Roman"/>
+          <w:sz w:val="28"/>
+          <w:szCs w:val="28"/>
+        </w:rPr>
+        <w:t xml:space="preserve">13. </w:t>
+      </w:r>
       <w:r>
         <w:rPr>
           <w:rFonts w:ascii="Times New Roman" w:hAnsi="Times New Roman" w:cs="Times New Roman"/>
@@ -21522,15 +21635,15 @@
           <w:szCs w:val="28"/>
           <w:lang w:val="en-US"/>
         </w:rPr>
-        <w:t>https</w:t>
-      </w:r>
-      <w:r>
-        <w:rPr>
-          <w:rFonts w:ascii="Times New Roman" w:hAnsi="Times New Roman" w:cs="Times New Roman"/>
-          <w:sz w:val="28"/>
-          <w:szCs w:val="28"/>
-        </w:rPr>
-        <w:t>://</w:t>
+        <w:t>Kotlin</w:t>
+      </w:r>
+      <w:r>
+        <w:rPr>
+          <w:rFonts w:ascii="Times New Roman" w:hAnsi="Times New Roman" w:cs="Times New Roman"/>
+          <w:sz w:val="28"/>
+          <w:szCs w:val="28"/>
+        </w:rPr>
+        <w:t xml:space="preserve"> </w:t>
       </w:r>
       <w:r>
         <w:rPr>
@@ -21539,15 +21652,146 @@
           <w:szCs w:val="28"/>
           <w:lang w:val="en-US"/>
         </w:rPr>
-        <w:t>developer</w:t>
-      </w:r>
-      <w:r>
-        <w:rPr>
-          <w:rFonts w:ascii="Times New Roman" w:hAnsi="Times New Roman" w:cs="Times New Roman"/>
-          <w:sz w:val="28"/>
-          <w:szCs w:val="28"/>
-        </w:rPr>
-        <w:t>.</w:t>
+        <w:t>Documentation</w:t>
+      </w:r>
+      <w:r>
+        <w:rPr>
+          <w:rFonts w:ascii="Times New Roman" w:hAnsi="Times New Roman" w:cs="Times New Roman"/>
+          <w:sz w:val="28"/>
+          <w:szCs w:val="28"/>
+        </w:rPr>
+        <w:t xml:space="preserve"> [Электронный ресурс]. – Режим доступа: </w:t>
+      </w:r>
+      <w:hyperlink r:id="rId25" w:history="1">
+        <w:r>
+          <w:rPr>
+            <w:rStyle w:val="a5"/>
+            <w:rFonts w:ascii="Times New Roman" w:hAnsi="Times New Roman" w:cs="Times New Roman"/>
+            <w:sz w:val="28"/>
+            <w:szCs w:val="28"/>
+            <w:lang w:val="en-US"/>
+          </w:rPr>
+          <w:t>https</w:t>
+        </w:r>
+        <w:r>
+          <w:rPr>
+            <w:rStyle w:val="a5"/>
+            <w:rFonts w:ascii="Times New Roman" w:hAnsi="Times New Roman" w:cs="Times New Roman"/>
+            <w:sz w:val="28"/>
+            <w:szCs w:val="28"/>
+          </w:rPr>
+          <w:t>://</w:t>
+        </w:r>
+        <w:proofErr w:type="spellStart"/>
+        <w:r>
+          <w:rPr>
+            <w:rStyle w:val="a5"/>
+            <w:rFonts w:ascii="Times New Roman" w:hAnsi="Times New Roman" w:cs="Times New Roman"/>
+            <w:sz w:val="28"/>
+            <w:szCs w:val="28"/>
+            <w:lang w:val="en-US"/>
+          </w:rPr>
+          <w:t>kotlinlang</w:t>
+        </w:r>
+        <w:proofErr w:type="spellEnd"/>
+        <w:r>
+          <w:rPr>
+            <w:rStyle w:val="a5"/>
+            <w:rFonts w:ascii="Times New Roman" w:hAnsi="Times New Roman" w:cs="Times New Roman"/>
+            <w:sz w:val="28"/>
+            <w:szCs w:val="28"/>
+          </w:rPr>
+          <w:t>.</w:t>
+        </w:r>
+        <w:r>
+          <w:rPr>
+            <w:rStyle w:val="a5"/>
+            <w:rFonts w:ascii="Times New Roman" w:hAnsi="Times New Roman" w:cs="Times New Roman"/>
+            <w:sz w:val="28"/>
+            <w:szCs w:val="28"/>
+            <w:lang w:val="en-US"/>
+          </w:rPr>
+          <w:t>org</w:t>
+        </w:r>
+        <w:r>
+          <w:rPr>
+            <w:rStyle w:val="a5"/>
+            <w:rFonts w:ascii="Times New Roman" w:hAnsi="Times New Roman" w:cs="Times New Roman"/>
+            <w:sz w:val="28"/>
+            <w:szCs w:val="28"/>
+          </w:rPr>
+          <w:t>/</w:t>
+        </w:r>
+        <w:r>
+          <w:rPr>
+            <w:rStyle w:val="a5"/>
+            <w:rFonts w:ascii="Times New Roman" w:hAnsi="Times New Roman" w:cs="Times New Roman"/>
+            <w:sz w:val="28"/>
+            <w:szCs w:val="28"/>
+            <w:lang w:val="en-US"/>
+          </w:rPr>
+          <w:t>docs</w:t>
+        </w:r>
+      </w:hyperlink>
+      <w:r>
+        <w:rPr>
+          <w:rFonts w:ascii="Times New Roman" w:hAnsi="Times New Roman" w:cs="Times New Roman"/>
+          <w:sz w:val="28"/>
+          <w:szCs w:val="28"/>
+        </w:rPr>
+        <w:t xml:space="preserve"> (дата обращения: 0</w:t>
+      </w:r>
+      <w:r>
+        <w:rPr>
+          <w:rFonts w:ascii="Times New Roman" w:hAnsi="Times New Roman" w:cs="Times New Roman"/>
+          <w:sz w:val="28"/>
+          <w:szCs w:val="28"/>
+        </w:rPr>
+        <w:t>3</w:t>
+      </w:r>
+      <w:r>
+        <w:rPr>
+          <w:rFonts w:ascii="Times New Roman" w:hAnsi="Times New Roman" w:cs="Times New Roman"/>
+          <w:sz w:val="28"/>
+          <w:szCs w:val="28"/>
+        </w:rPr>
+        <w:t>.0</w:t>
+      </w:r>
+      <w:r>
+        <w:rPr>
+          <w:rFonts w:ascii="Times New Roman" w:hAnsi="Times New Roman" w:cs="Times New Roman"/>
+          <w:sz w:val="28"/>
+          <w:szCs w:val="28"/>
+        </w:rPr>
+        <w:t>4</w:t>
+      </w:r>
+      <w:r>
+        <w:rPr>
+          <w:rFonts w:ascii="Times New Roman" w:hAnsi="Times New Roman" w:cs="Times New Roman"/>
+          <w:sz w:val="28"/>
+          <w:szCs w:val="28"/>
+        </w:rPr>
+        <w:t>.2026).</w:t>
+      </w:r>
+    </w:p>
+    <w:p>
+      <w:pPr>
+        <w:spacing w:after="0" w:line="360" w:lineRule="auto"/>
+        <w:ind w:firstLine="709"/>
+        <w:jc w:val="both"/>
+        <w:rPr>
+          <w:rFonts w:ascii="Times New Roman" w:hAnsi="Times New Roman" w:cs="Times New Roman"/>
+          <w:sz w:val="28"/>
+          <w:szCs w:val="28"/>
+        </w:rPr>
+      </w:pPr>
+      <w:r>
+        <w:rPr>
+          <w:rFonts w:ascii="Times New Roman" w:hAnsi="Times New Roman" w:cs="Times New Roman"/>
+          <w:sz w:val="28"/>
+          <w:szCs w:val="28"/>
+        </w:rPr>
+        <w:t xml:space="preserve">14. </w:t>
       </w:r>
       <w:r>
         <w:rPr>
@@ -21556,15 +21800,15 @@
           <w:szCs w:val="28"/>
           <w:lang w:val="en-US"/>
         </w:rPr>
-        <w:t>android</w:t>
-      </w:r>
-      <w:r>
-        <w:rPr>
-          <w:rFonts w:ascii="Times New Roman" w:hAnsi="Times New Roman" w:cs="Times New Roman"/>
-          <w:sz w:val="28"/>
-          <w:szCs w:val="28"/>
-        </w:rPr>
-        <w:t>.</w:t>
+        <w:t>Jetpack</w:t>
+      </w:r>
+      <w:r>
+        <w:rPr>
+          <w:rFonts w:ascii="Times New Roman" w:hAnsi="Times New Roman" w:cs="Times New Roman"/>
+          <w:sz w:val="28"/>
+          <w:szCs w:val="28"/>
+        </w:rPr>
+        <w:t xml:space="preserve"> </w:t>
       </w:r>
       <w:r>
         <w:rPr>
@@ -21573,51 +21817,15 @@
           <w:szCs w:val="28"/>
           <w:lang w:val="en-US"/>
         </w:rPr>
-        <w:t>com</w:t>
-      </w:r>
-      <w:r>
-        <w:rPr>
-          <w:rFonts w:ascii="Times New Roman" w:hAnsi="Times New Roman" w:cs="Times New Roman"/>
-          <w:sz w:val="28"/>
-          <w:szCs w:val="28"/>
-        </w:rPr>
-        <w:t xml:space="preserve"> (дата обращения: 01.0</w:t>
-      </w:r>
-      <w:r>
-        <w:rPr>
-          <w:rFonts w:ascii="Times New Roman" w:hAnsi="Times New Roman" w:cs="Times New Roman"/>
-          <w:sz w:val="28"/>
-          <w:szCs w:val="28"/>
-        </w:rPr>
-        <w:t>4</w:t>
-      </w:r>
-      <w:r>
-        <w:rPr>
-          <w:rFonts w:ascii="Times New Roman" w:hAnsi="Times New Roman" w:cs="Times New Roman"/>
-          <w:sz w:val="28"/>
-          <w:szCs w:val="28"/>
-        </w:rPr>
-        <w:t>.2026).</w:t>
-      </w:r>
-    </w:p>
-    <w:p>
-      <w:pPr>
-        <w:spacing w:after="0" w:line="360" w:lineRule="auto"/>
-        <w:ind w:firstLine="709"/>
-        <w:jc w:val="both"/>
-        <w:rPr>
-          <w:rFonts w:ascii="Times New Roman" w:hAnsi="Times New Roman" w:cs="Times New Roman"/>
-          <w:sz w:val="28"/>
-          <w:szCs w:val="28"/>
-        </w:rPr>
-      </w:pPr>
-      <w:r>
-        <w:rPr>
-          <w:rFonts w:ascii="Times New Roman" w:hAnsi="Times New Roman" w:cs="Times New Roman"/>
-          <w:sz w:val="28"/>
-          <w:szCs w:val="28"/>
-        </w:rPr>
-        <w:t xml:space="preserve">13. </w:t>
+        <w:t>Compose</w:t>
+      </w:r>
+      <w:r>
+        <w:rPr>
+          <w:rFonts w:ascii="Times New Roman" w:hAnsi="Times New Roman" w:cs="Times New Roman"/>
+          <w:sz w:val="28"/>
+          <w:szCs w:val="28"/>
+        </w:rPr>
+        <w:t xml:space="preserve"> </w:t>
       </w:r>
       <w:r>
         <w:rPr>
@@ -21626,23 +21834,6 @@
           <w:szCs w:val="28"/>
           <w:lang w:val="en-US"/>
         </w:rPr>
-        <w:t>Kotlin</w:t>
-      </w:r>
-      <w:r>
-        <w:rPr>
-          <w:rFonts w:ascii="Times New Roman" w:hAnsi="Times New Roman" w:cs="Times New Roman"/>
-          <w:sz w:val="28"/>
-          <w:szCs w:val="28"/>
-        </w:rPr>
-        <w:t xml:space="preserve"> </w:t>
-      </w:r>
-      <w:r>
-        <w:rPr>
-          <w:rFonts w:ascii="Times New Roman" w:hAnsi="Times New Roman" w:cs="Times New Roman"/>
-          <w:sz w:val="28"/>
-          <w:szCs w:val="28"/>
-          <w:lang w:val="en-US"/>
-        </w:rPr>
         <w:t>Documentation</w:t>
       </w:r>
       <w:r>
@@ -21653,273 +21844,113 @@
         </w:rPr>
         <w:t xml:space="preserve"> [Электронный ресурс]. – Режим доступа: </w:t>
       </w:r>
-      <w:r>
-        <w:rPr>
-          <w:rFonts w:ascii="Times New Roman" w:hAnsi="Times New Roman" w:cs="Times New Roman"/>
-          <w:sz w:val="28"/>
-          <w:szCs w:val="28"/>
-          <w:lang w:val="en-US"/>
-        </w:rPr>
-        <w:t>https</w:t>
-      </w:r>
-      <w:r>
-        <w:rPr>
-          <w:rFonts w:ascii="Times New Roman" w:hAnsi="Times New Roman" w:cs="Times New Roman"/>
-          <w:sz w:val="28"/>
-          <w:szCs w:val="28"/>
-        </w:rPr>
-        <w:t>://</w:t>
-      </w:r>
-      <w:proofErr w:type="spellStart"/>
-      <w:r>
-        <w:rPr>
-          <w:rFonts w:ascii="Times New Roman" w:hAnsi="Times New Roman" w:cs="Times New Roman"/>
-          <w:sz w:val="28"/>
-          <w:szCs w:val="28"/>
-          <w:lang w:val="en-US"/>
-        </w:rPr>
-        <w:t>kotlinlang</w:t>
-      </w:r>
-      <w:proofErr w:type="spellEnd"/>
-      <w:r>
-        <w:rPr>
-          <w:rFonts w:ascii="Times New Roman" w:hAnsi="Times New Roman" w:cs="Times New Roman"/>
-          <w:sz w:val="28"/>
-          <w:szCs w:val="28"/>
-        </w:rPr>
-        <w:t>.</w:t>
-      </w:r>
-      <w:r>
-        <w:rPr>
-          <w:rFonts w:ascii="Times New Roman" w:hAnsi="Times New Roman" w:cs="Times New Roman"/>
-          <w:sz w:val="28"/>
-          <w:szCs w:val="28"/>
-          <w:lang w:val="en-US"/>
-        </w:rPr>
-        <w:t>org</w:t>
-      </w:r>
-      <w:r>
-        <w:rPr>
-          <w:rFonts w:ascii="Times New Roman" w:hAnsi="Times New Roman" w:cs="Times New Roman"/>
-          <w:sz w:val="28"/>
-          <w:szCs w:val="28"/>
-        </w:rPr>
-        <w:t>/</w:t>
-      </w:r>
-      <w:r>
-        <w:rPr>
-          <w:rFonts w:ascii="Times New Roman" w:hAnsi="Times New Roman" w:cs="Times New Roman"/>
-          <w:sz w:val="28"/>
-          <w:szCs w:val="28"/>
-          <w:lang w:val="en-US"/>
-        </w:rPr>
-        <w:t>docs</w:t>
-      </w:r>
-      <w:r>
-        <w:rPr>
-          <w:rFonts w:ascii="Times New Roman" w:hAnsi="Times New Roman" w:cs="Times New Roman"/>
-          <w:sz w:val="28"/>
-          <w:szCs w:val="28"/>
-        </w:rPr>
-        <w:t xml:space="preserve"> (дата обращения: 0</w:t>
-      </w:r>
-      <w:r>
-        <w:rPr>
-          <w:rFonts w:ascii="Times New Roman" w:hAnsi="Times New Roman" w:cs="Times New Roman"/>
-          <w:sz w:val="28"/>
-          <w:szCs w:val="28"/>
-        </w:rPr>
-        <w:t>3</w:t>
-      </w:r>
-      <w:r>
-        <w:rPr>
-          <w:rFonts w:ascii="Times New Roman" w:hAnsi="Times New Roman" w:cs="Times New Roman"/>
-          <w:sz w:val="28"/>
-          <w:szCs w:val="28"/>
-        </w:rPr>
-        <w:t>.0</w:t>
-      </w:r>
-      <w:r>
-        <w:rPr>
-          <w:rFonts w:ascii="Times New Roman" w:hAnsi="Times New Roman" w:cs="Times New Roman"/>
-          <w:sz w:val="28"/>
-          <w:szCs w:val="28"/>
-        </w:rPr>
-        <w:t>4</w:t>
-      </w:r>
-      <w:r>
-        <w:rPr>
-          <w:rFonts w:ascii="Times New Roman" w:hAnsi="Times New Roman" w:cs="Times New Roman"/>
-          <w:sz w:val="28"/>
-          <w:szCs w:val="28"/>
-        </w:rPr>
-        <w:t>.2026).</w:t>
-      </w:r>
-    </w:p>
-    <w:p>
-      <w:pPr>
-        <w:spacing w:after="0" w:line="360" w:lineRule="auto"/>
-        <w:ind w:firstLine="709"/>
-        <w:jc w:val="both"/>
-        <w:rPr>
-          <w:rFonts w:ascii="Times New Roman" w:hAnsi="Times New Roman" w:cs="Times New Roman"/>
-          <w:sz w:val="28"/>
-          <w:szCs w:val="28"/>
-        </w:rPr>
-      </w:pPr>
-      <w:r>
-        <w:rPr>
-          <w:rFonts w:ascii="Times New Roman" w:hAnsi="Times New Roman" w:cs="Times New Roman"/>
-          <w:sz w:val="28"/>
-          <w:szCs w:val="28"/>
-        </w:rPr>
-        <w:t xml:space="preserve">14. </w:t>
-      </w:r>
-      <w:r>
-        <w:rPr>
-          <w:rFonts w:ascii="Times New Roman" w:hAnsi="Times New Roman" w:cs="Times New Roman"/>
-          <w:sz w:val="28"/>
-          <w:szCs w:val="28"/>
-          <w:lang w:val="en-US"/>
-        </w:rPr>
-        <w:t>Jetpack</w:t>
-      </w:r>
-      <w:r>
-        <w:rPr>
-          <w:rFonts w:ascii="Times New Roman" w:hAnsi="Times New Roman" w:cs="Times New Roman"/>
-          <w:sz w:val="28"/>
-          <w:szCs w:val="28"/>
-        </w:rPr>
-        <w:t xml:space="preserve"> </w:t>
-      </w:r>
-      <w:r>
-        <w:rPr>
-          <w:rFonts w:ascii="Times New Roman" w:hAnsi="Times New Roman" w:cs="Times New Roman"/>
-          <w:sz w:val="28"/>
-          <w:szCs w:val="28"/>
-          <w:lang w:val="en-US"/>
-        </w:rPr>
-        <w:t>Compose</w:t>
-      </w:r>
-      <w:r>
-        <w:rPr>
-          <w:rFonts w:ascii="Times New Roman" w:hAnsi="Times New Roman" w:cs="Times New Roman"/>
-          <w:sz w:val="28"/>
-          <w:szCs w:val="28"/>
-        </w:rPr>
-        <w:t xml:space="preserve"> </w:t>
-      </w:r>
-      <w:r>
-        <w:rPr>
-          <w:rFonts w:ascii="Times New Roman" w:hAnsi="Times New Roman" w:cs="Times New Roman"/>
-          <w:sz w:val="28"/>
-          <w:szCs w:val="28"/>
-          <w:lang w:val="en-US"/>
-        </w:rPr>
-        <w:t>Documentation</w:t>
-      </w:r>
-      <w:r>
-        <w:rPr>
-          <w:rFonts w:ascii="Times New Roman" w:hAnsi="Times New Roman" w:cs="Times New Roman"/>
-          <w:sz w:val="28"/>
-          <w:szCs w:val="28"/>
-        </w:rPr>
-        <w:t xml:space="preserve"> [Электронный ресурс]. – Режим доступа: </w:t>
-      </w:r>
-      <w:r>
-        <w:rPr>
-          <w:rFonts w:ascii="Times New Roman" w:hAnsi="Times New Roman" w:cs="Times New Roman"/>
-          <w:sz w:val="28"/>
-          <w:szCs w:val="28"/>
-          <w:lang w:val="en-US"/>
-        </w:rPr>
-        <w:t>https</w:t>
-      </w:r>
-      <w:r>
-        <w:rPr>
-          <w:rFonts w:ascii="Times New Roman" w:hAnsi="Times New Roman" w:cs="Times New Roman"/>
-          <w:sz w:val="28"/>
-          <w:szCs w:val="28"/>
-        </w:rPr>
-        <w:t>://</w:t>
-      </w:r>
-      <w:r>
-        <w:rPr>
-          <w:rFonts w:ascii="Times New Roman" w:hAnsi="Times New Roman" w:cs="Times New Roman"/>
-          <w:sz w:val="28"/>
-          <w:szCs w:val="28"/>
-          <w:lang w:val="en-US"/>
-        </w:rPr>
-        <w:t>developer</w:t>
-      </w:r>
-      <w:r>
-        <w:rPr>
-          <w:rFonts w:ascii="Times New Roman" w:hAnsi="Times New Roman" w:cs="Times New Roman"/>
-          <w:sz w:val="28"/>
-          <w:szCs w:val="28"/>
-        </w:rPr>
-        <w:t>.</w:t>
-      </w:r>
-      <w:r>
-        <w:rPr>
-          <w:rFonts w:ascii="Times New Roman" w:hAnsi="Times New Roman" w:cs="Times New Roman"/>
-          <w:sz w:val="28"/>
-          <w:szCs w:val="28"/>
-          <w:lang w:val="en-US"/>
-        </w:rPr>
-        <w:t>android</w:t>
-      </w:r>
-      <w:r>
-        <w:rPr>
-          <w:rFonts w:ascii="Times New Roman" w:hAnsi="Times New Roman" w:cs="Times New Roman"/>
-          <w:sz w:val="28"/>
-          <w:szCs w:val="28"/>
-        </w:rPr>
-        <w:t>.</w:t>
-      </w:r>
-      <w:r>
-        <w:rPr>
-          <w:rFonts w:ascii="Times New Roman" w:hAnsi="Times New Roman" w:cs="Times New Roman"/>
-          <w:sz w:val="28"/>
-          <w:szCs w:val="28"/>
-          <w:lang w:val="en-US"/>
-        </w:rPr>
-        <w:t>com</w:t>
-      </w:r>
-      <w:r>
-        <w:rPr>
-          <w:rFonts w:ascii="Times New Roman" w:hAnsi="Times New Roman" w:cs="Times New Roman"/>
-          <w:sz w:val="28"/>
-          <w:szCs w:val="28"/>
-        </w:rPr>
-        <w:t>/</w:t>
-      </w:r>
-      <w:r>
-        <w:rPr>
-          <w:rFonts w:ascii="Times New Roman" w:hAnsi="Times New Roman" w:cs="Times New Roman"/>
-          <w:sz w:val="28"/>
-          <w:szCs w:val="28"/>
-          <w:lang w:val="en-US"/>
-        </w:rPr>
-        <w:t>jetpack</w:t>
-      </w:r>
-      <w:r>
-        <w:rPr>
-          <w:rFonts w:ascii="Times New Roman" w:hAnsi="Times New Roman" w:cs="Times New Roman"/>
-          <w:sz w:val="28"/>
-          <w:szCs w:val="28"/>
-        </w:rPr>
-        <w:t>/</w:t>
-      </w:r>
-      <w:r>
-        <w:rPr>
-          <w:rFonts w:ascii="Times New Roman" w:hAnsi="Times New Roman" w:cs="Times New Roman"/>
-          <w:sz w:val="28"/>
-          <w:szCs w:val="28"/>
-          <w:lang w:val="en-US"/>
-        </w:rPr>
-        <w:t>compose</w:t>
-      </w:r>
+      <w:hyperlink r:id="rId26" w:history="1">
+        <w:r>
+          <w:rPr>
+            <w:rStyle w:val="a5"/>
+            <w:rFonts w:ascii="Times New Roman" w:hAnsi="Times New Roman" w:cs="Times New Roman"/>
+            <w:sz w:val="28"/>
+            <w:szCs w:val="28"/>
+            <w:lang w:val="en-US"/>
+          </w:rPr>
+          <w:t>https</w:t>
+        </w:r>
+        <w:r>
+          <w:rPr>
+            <w:rStyle w:val="a5"/>
+            <w:rFonts w:ascii="Times New Roman" w:hAnsi="Times New Roman" w:cs="Times New Roman"/>
+            <w:sz w:val="28"/>
+            <w:szCs w:val="28"/>
+          </w:rPr>
+          <w:t>://</w:t>
+        </w:r>
+        <w:r>
+          <w:rPr>
+            <w:rStyle w:val="a5"/>
+            <w:rFonts w:ascii="Times New Roman" w:hAnsi="Times New Roman" w:cs="Times New Roman"/>
+            <w:sz w:val="28"/>
+            <w:szCs w:val="28"/>
+            <w:lang w:val="en-US"/>
+          </w:rPr>
+          <w:t>developer</w:t>
+        </w:r>
+        <w:r>
+          <w:rPr>
+            <w:rStyle w:val="a5"/>
+            <w:rFonts w:ascii="Times New Roman" w:hAnsi="Times New Roman" w:cs="Times New Roman"/>
+            <w:sz w:val="28"/>
+            <w:szCs w:val="28"/>
+          </w:rPr>
+          <w:t>.</w:t>
+        </w:r>
+        <w:r>
+          <w:rPr>
+            <w:rStyle w:val="a5"/>
+            <w:rFonts w:ascii="Times New Roman" w:hAnsi="Times New Roman" w:cs="Times New Roman"/>
+            <w:sz w:val="28"/>
+            <w:szCs w:val="28"/>
+            <w:lang w:val="en-US"/>
+          </w:rPr>
+          <w:t>android</w:t>
+        </w:r>
+        <w:r>
+          <w:rPr>
+            <w:rStyle w:val="a5"/>
+            <w:rFonts w:ascii="Times New Roman" w:hAnsi="Times New Roman" w:cs="Times New Roman"/>
+            <w:sz w:val="28"/>
+            <w:szCs w:val="28"/>
+          </w:rPr>
+          <w:t>.</w:t>
+        </w:r>
+        <w:r>
+          <w:rPr>
+            <w:rStyle w:val="a5"/>
+            <w:rFonts w:ascii="Times New Roman" w:hAnsi="Times New Roman" w:cs="Times New Roman"/>
+            <w:sz w:val="28"/>
+            <w:szCs w:val="28"/>
+            <w:lang w:val="en-US"/>
+          </w:rPr>
+          <w:t>com</w:t>
+        </w:r>
+        <w:r>
+          <w:rPr>
+            <w:rStyle w:val="a5"/>
+            <w:rFonts w:ascii="Times New Roman" w:hAnsi="Times New Roman" w:cs="Times New Roman"/>
+            <w:sz w:val="28"/>
+            <w:szCs w:val="28"/>
+          </w:rPr>
+          <w:t>/</w:t>
+        </w:r>
+        <w:r>
+          <w:rPr>
+            <w:rStyle w:val="a5"/>
+            <w:rFonts w:ascii="Times New Roman" w:hAnsi="Times New Roman" w:cs="Times New Roman"/>
+            <w:sz w:val="28"/>
+            <w:szCs w:val="28"/>
+            <w:lang w:val="en-US"/>
+          </w:rPr>
+          <w:t>jetpack</w:t>
+        </w:r>
+        <w:r>
+          <w:rPr>
+            <w:rStyle w:val="a5"/>
+            <w:rFonts w:ascii="Times New Roman" w:hAnsi="Times New Roman" w:cs="Times New Roman"/>
+            <w:sz w:val="28"/>
+            <w:szCs w:val="28"/>
+          </w:rPr>
+          <w:t>/</w:t>
+        </w:r>
+        <w:r>
+          <w:rPr>
+            <w:rStyle w:val="a5"/>
+            <w:rFonts w:ascii="Times New Roman" w:hAnsi="Times New Roman" w:cs="Times New Roman"/>
+            <w:sz w:val="28"/>
+            <w:szCs w:val="28"/>
+            <w:lang w:val="en-US"/>
+          </w:rPr>
+          <w:t>compose</w:t>
+        </w:r>
+      </w:hyperlink>
       <w:r>
         <w:rPr>
           <w:rFonts w:ascii="Times New Roman" w:hAnsi="Times New Roman" w:cs="Times New Roman"/>
@@ -22113,6 +22144,192 @@
         </w:rPr>
         <w:t xml:space="preserve">доступа: </w:t>
       </w:r>
+      <w:hyperlink r:id="rId27" w:history="1">
+        <w:r>
+          <w:rPr>
+            <w:rStyle w:val="a5"/>
+            <w:rFonts w:ascii="Times New Roman" w:hAnsi="Times New Roman" w:cs="Times New Roman"/>
+            <w:sz w:val="28"/>
+            <w:szCs w:val="28"/>
+            <w:lang w:val="en-US"/>
+          </w:rPr>
+          <w:t>https</w:t>
+        </w:r>
+        <w:r>
+          <w:rPr>
+            <w:rStyle w:val="a5"/>
+            <w:rFonts w:ascii="Times New Roman" w:hAnsi="Times New Roman" w:cs="Times New Roman"/>
+            <w:sz w:val="28"/>
+            <w:szCs w:val="28"/>
+          </w:rPr>
+          <w:t>://</w:t>
+        </w:r>
+        <w:r>
+          <w:rPr>
+            <w:rStyle w:val="a5"/>
+            <w:rFonts w:ascii="Times New Roman" w:hAnsi="Times New Roman" w:cs="Times New Roman"/>
+            <w:sz w:val="28"/>
+            <w:szCs w:val="28"/>
+            <w:lang w:val="en-US"/>
+          </w:rPr>
+          <w:t>developer</w:t>
+        </w:r>
+        <w:r>
+          <w:rPr>
+            <w:rStyle w:val="a5"/>
+            <w:rFonts w:ascii="Times New Roman" w:hAnsi="Times New Roman" w:cs="Times New Roman"/>
+            <w:sz w:val="28"/>
+            <w:szCs w:val="28"/>
+          </w:rPr>
+          <w:t>.</w:t>
+        </w:r>
+        <w:r>
+          <w:rPr>
+            <w:rStyle w:val="a5"/>
+            <w:rFonts w:ascii="Times New Roman" w:hAnsi="Times New Roman" w:cs="Times New Roman"/>
+            <w:sz w:val="28"/>
+            <w:szCs w:val="28"/>
+            <w:lang w:val="en-US"/>
+          </w:rPr>
+          <w:t>android</w:t>
+        </w:r>
+        <w:r>
+          <w:rPr>
+            <w:rStyle w:val="a5"/>
+            <w:rFonts w:ascii="Times New Roman" w:hAnsi="Times New Roman" w:cs="Times New Roman"/>
+            <w:sz w:val="28"/>
+            <w:szCs w:val="28"/>
+          </w:rPr>
+          <w:t>.</w:t>
+        </w:r>
+        <w:r>
+          <w:rPr>
+            <w:rStyle w:val="a5"/>
+            <w:rFonts w:ascii="Times New Roman" w:hAnsi="Times New Roman" w:cs="Times New Roman"/>
+            <w:sz w:val="28"/>
+            <w:szCs w:val="28"/>
+            <w:lang w:val="en-US"/>
+          </w:rPr>
+          <w:t>com</w:t>
+        </w:r>
+        <w:r>
+          <w:rPr>
+            <w:rStyle w:val="a5"/>
+            <w:rFonts w:ascii="Times New Roman" w:hAnsi="Times New Roman" w:cs="Times New Roman"/>
+            <w:sz w:val="28"/>
+            <w:szCs w:val="28"/>
+          </w:rPr>
+          <w:t>/</w:t>
+        </w:r>
+        <w:r>
+          <w:rPr>
+            <w:rStyle w:val="a5"/>
+            <w:rFonts w:ascii="Times New Roman" w:hAnsi="Times New Roman" w:cs="Times New Roman"/>
+            <w:sz w:val="28"/>
+            <w:szCs w:val="28"/>
+            <w:lang w:val="en-US"/>
+          </w:rPr>
+          <w:t>topic</w:t>
+        </w:r>
+        <w:r>
+          <w:rPr>
+            <w:rStyle w:val="a5"/>
+            <w:rFonts w:ascii="Times New Roman" w:hAnsi="Times New Roman" w:cs="Times New Roman"/>
+            <w:sz w:val="28"/>
+            <w:szCs w:val="28"/>
+          </w:rPr>
+          <w:t>/</w:t>
+        </w:r>
+        <w:r>
+          <w:rPr>
+            <w:rStyle w:val="a5"/>
+            <w:rFonts w:ascii="Times New Roman" w:hAnsi="Times New Roman" w:cs="Times New Roman"/>
+            <w:sz w:val="28"/>
+            <w:szCs w:val="28"/>
+            <w:lang w:val="en-US"/>
+          </w:rPr>
+          <w:t>libraries</w:t>
+        </w:r>
+        <w:r>
+          <w:rPr>
+            <w:rStyle w:val="a5"/>
+            <w:rFonts w:ascii="Times New Roman" w:hAnsi="Times New Roman" w:cs="Times New Roman"/>
+            <w:sz w:val="28"/>
+            <w:szCs w:val="28"/>
+          </w:rPr>
+          <w:t>/</w:t>
+        </w:r>
+        <w:r>
+          <w:rPr>
+            <w:rStyle w:val="a5"/>
+            <w:rFonts w:ascii="Times New Roman" w:hAnsi="Times New Roman" w:cs="Times New Roman"/>
+            <w:sz w:val="28"/>
+            <w:szCs w:val="28"/>
+            <w:lang w:val="en-US"/>
+          </w:rPr>
+          <w:t>architecture</w:t>
+        </w:r>
+      </w:hyperlink>
+      <w:r>
+        <w:rPr>
+          <w:rFonts w:ascii="Times New Roman" w:hAnsi="Times New Roman" w:cs="Times New Roman"/>
+          <w:sz w:val="28"/>
+          <w:szCs w:val="28"/>
+        </w:rPr>
+        <w:t xml:space="preserve"> (дата обращения: </w:t>
+      </w:r>
+      <w:r>
+        <w:rPr>
+          <w:rFonts w:ascii="Times New Roman" w:hAnsi="Times New Roman" w:cs="Times New Roman"/>
+          <w:sz w:val="28"/>
+          <w:szCs w:val="28"/>
+        </w:rPr>
+        <w:t>20</w:t>
+      </w:r>
+      <w:r>
+        <w:rPr>
+          <w:rFonts w:ascii="Times New Roman" w:hAnsi="Times New Roman" w:cs="Times New Roman"/>
+          <w:sz w:val="28"/>
+          <w:szCs w:val="28"/>
+        </w:rPr>
+        <w:t>.0</w:t>
+      </w:r>
+      <w:r>
+        <w:rPr>
+          <w:rFonts w:ascii="Times New Roman" w:hAnsi="Times New Roman" w:cs="Times New Roman"/>
+          <w:sz w:val="28"/>
+          <w:szCs w:val="28"/>
+        </w:rPr>
+        <w:t>4</w:t>
+      </w:r>
+      <w:r>
+        <w:rPr>
+          <w:rFonts w:ascii="Times New Roman" w:hAnsi="Times New Roman" w:cs="Times New Roman"/>
+          <w:sz w:val="28"/>
+          <w:szCs w:val="28"/>
+        </w:rPr>
+        <w:t>.2026).</w:t>
+      </w:r>
+    </w:p>
+    <w:p>
+      <w:pPr>
+        <w:spacing w:after="0" w:line="360" w:lineRule="auto"/>
+        <w:ind w:firstLine="709"/>
+        <w:jc w:val="both"/>
+        <w:rPr>
+          <w:rFonts w:ascii="Times New Roman" w:hAnsi="Times New Roman" w:cs="Times New Roman"/>
+          <w:sz w:val="28"/>
+          <w:szCs w:val="28"/>
+        </w:rPr>
+      </w:pPr>
+      <w:r>
+        <w:rPr>
+          <w:rFonts w:ascii="Times New Roman" w:hAnsi="Times New Roman" w:cs="Times New Roman"/>
+          <w:sz w:val="28"/>
+          <w:szCs w:val="28"/>
+        </w:rPr>
+        <w:t xml:space="preserve">16. </w:t>
+      </w:r>
       <w:r>
         <w:rPr>
           <w:rFonts w:ascii="Times New Roman" w:hAnsi="Times New Roman" w:cs="Times New Roman"/>
@@ -22120,15 +22337,15 @@
           <w:szCs w:val="28"/>
           <w:lang w:val="en-US"/>
         </w:rPr>
-        <w:t>https</w:t>
-      </w:r>
-      <w:r>
-        <w:rPr>
-          <w:rFonts w:ascii="Times New Roman" w:hAnsi="Times New Roman" w:cs="Times New Roman"/>
-          <w:sz w:val="28"/>
-          <w:szCs w:val="28"/>
-        </w:rPr>
-        <w:t>://</w:t>
+        <w:t>Spring</w:t>
+      </w:r>
+      <w:r>
+        <w:rPr>
+          <w:rFonts w:ascii="Times New Roman" w:hAnsi="Times New Roman" w:cs="Times New Roman"/>
+          <w:sz w:val="28"/>
+          <w:szCs w:val="28"/>
+        </w:rPr>
+        <w:t xml:space="preserve"> </w:t>
       </w:r>
       <w:r>
         <w:rPr>
@@ -22137,15 +22354,15 @@
           <w:szCs w:val="28"/>
           <w:lang w:val="en-US"/>
         </w:rPr>
-        <w:t>developer</w:t>
-      </w:r>
-      <w:r>
-        <w:rPr>
-          <w:rFonts w:ascii="Times New Roman" w:hAnsi="Times New Roman" w:cs="Times New Roman"/>
-          <w:sz w:val="28"/>
-          <w:szCs w:val="28"/>
-        </w:rPr>
-        <w:t>.</w:t>
+        <w:t>Boot</w:t>
+      </w:r>
+      <w:r>
+        <w:rPr>
+          <w:rFonts w:ascii="Times New Roman" w:hAnsi="Times New Roman" w:cs="Times New Roman"/>
+          <w:sz w:val="28"/>
+          <w:szCs w:val="28"/>
+        </w:rPr>
+        <w:t xml:space="preserve"> </w:t>
       </w:r>
       <w:r>
         <w:rPr>
@@ -22154,15 +22371,182 @@
           <w:szCs w:val="28"/>
           <w:lang w:val="en-US"/>
         </w:rPr>
-        <w:t>android</w:t>
-      </w:r>
-      <w:r>
-        <w:rPr>
-          <w:rFonts w:ascii="Times New Roman" w:hAnsi="Times New Roman" w:cs="Times New Roman"/>
-          <w:sz w:val="28"/>
-          <w:szCs w:val="28"/>
-        </w:rPr>
-        <w:t>.</w:t>
+        <w:t>Documentation</w:t>
+      </w:r>
+      <w:r>
+        <w:rPr>
+          <w:rFonts w:ascii="Times New Roman" w:hAnsi="Times New Roman" w:cs="Times New Roman"/>
+          <w:sz w:val="28"/>
+          <w:szCs w:val="28"/>
+        </w:rPr>
+        <w:t xml:space="preserve"> [Электронный ресурс]. – Режим доступа: </w:t>
+      </w:r>
+      <w:hyperlink r:id="rId28" w:history="1">
+        <w:r>
+          <w:rPr>
+            <w:rStyle w:val="a5"/>
+            <w:rFonts w:ascii="Times New Roman" w:hAnsi="Times New Roman" w:cs="Times New Roman"/>
+            <w:sz w:val="28"/>
+            <w:szCs w:val="28"/>
+            <w:lang w:val="en-US"/>
+          </w:rPr>
+          <w:t>https</w:t>
+        </w:r>
+        <w:r>
+          <w:rPr>
+            <w:rStyle w:val="a5"/>
+            <w:rFonts w:ascii="Times New Roman" w:hAnsi="Times New Roman" w:cs="Times New Roman"/>
+            <w:sz w:val="28"/>
+            <w:szCs w:val="28"/>
+          </w:rPr>
+          <w:t>://</w:t>
+        </w:r>
+        <w:r>
+          <w:rPr>
+            <w:rStyle w:val="a5"/>
+            <w:rFonts w:ascii="Times New Roman" w:hAnsi="Times New Roman" w:cs="Times New Roman"/>
+            <w:sz w:val="28"/>
+            <w:szCs w:val="28"/>
+            <w:lang w:val="en-US"/>
+          </w:rPr>
+          <w:t>spring</w:t>
+        </w:r>
+        <w:r>
+          <w:rPr>
+            <w:rStyle w:val="a5"/>
+            <w:rFonts w:ascii="Times New Roman" w:hAnsi="Times New Roman" w:cs="Times New Roman"/>
+            <w:sz w:val="28"/>
+            <w:szCs w:val="28"/>
+          </w:rPr>
+          <w:t>.</w:t>
+        </w:r>
+        <w:r>
+          <w:rPr>
+            <w:rStyle w:val="a5"/>
+            <w:rFonts w:ascii="Times New Roman" w:hAnsi="Times New Roman" w:cs="Times New Roman"/>
+            <w:sz w:val="28"/>
+            <w:szCs w:val="28"/>
+            <w:lang w:val="en-US"/>
+          </w:rPr>
+          <w:t>io</w:t>
+        </w:r>
+        <w:r>
+          <w:rPr>
+            <w:rStyle w:val="a5"/>
+            <w:rFonts w:ascii="Times New Roman" w:hAnsi="Times New Roman" w:cs="Times New Roman"/>
+            <w:sz w:val="28"/>
+            <w:szCs w:val="28"/>
+          </w:rPr>
+          <w:t>/</w:t>
+        </w:r>
+        <w:r>
+          <w:rPr>
+            <w:rStyle w:val="a5"/>
+            <w:rFonts w:ascii="Times New Roman" w:hAnsi="Times New Roman" w:cs="Times New Roman"/>
+            <w:sz w:val="28"/>
+            <w:szCs w:val="28"/>
+            <w:lang w:val="en-US"/>
+          </w:rPr>
+          <w:t>projects</w:t>
+        </w:r>
+        <w:r>
+          <w:rPr>
+            <w:rStyle w:val="a5"/>
+            <w:rFonts w:ascii="Times New Roman" w:hAnsi="Times New Roman" w:cs="Times New Roman"/>
+            <w:sz w:val="28"/>
+            <w:szCs w:val="28"/>
+          </w:rPr>
+          <w:t>/</w:t>
+        </w:r>
+        <w:r>
+          <w:rPr>
+            <w:rStyle w:val="a5"/>
+            <w:rFonts w:ascii="Times New Roman" w:hAnsi="Times New Roman" w:cs="Times New Roman"/>
+            <w:sz w:val="28"/>
+            <w:szCs w:val="28"/>
+            <w:lang w:val="en-US"/>
+          </w:rPr>
+          <w:t>spring</w:t>
+        </w:r>
+        <w:r>
+          <w:rPr>
+            <w:rStyle w:val="a5"/>
+            <w:rFonts w:ascii="Times New Roman" w:hAnsi="Times New Roman" w:cs="Times New Roman"/>
+            <w:sz w:val="28"/>
+            <w:szCs w:val="28"/>
+          </w:rPr>
+          <w:t>-</w:t>
+        </w:r>
+        <w:r>
+          <w:rPr>
+            <w:rStyle w:val="a5"/>
+            <w:rFonts w:ascii="Times New Roman" w:hAnsi="Times New Roman" w:cs="Times New Roman"/>
+            <w:sz w:val="28"/>
+            <w:szCs w:val="28"/>
+            <w:lang w:val="en-US"/>
+          </w:rPr>
+          <w:t>boot</w:t>
+        </w:r>
+      </w:hyperlink>
+      <w:r>
+        <w:rPr>
+          <w:rFonts w:ascii="Times New Roman" w:hAnsi="Times New Roman" w:cs="Times New Roman"/>
+          <w:sz w:val="28"/>
+          <w:szCs w:val="28"/>
+        </w:rPr>
+        <w:t xml:space="preserve"> (дата обращения: </w:t>
+      </w:r>
+      <w:r>
+        <w:rPr>
+          <w:rFonts w:ascii="Times New Roman" w:hAnsi="Times New Roman" w:cs="Times New Roman"/>
+          <w:sz w:val="28"/>
+          <w:szCs w:val="28"/>
+        </w:rPr>
+        <w:t>2</w:t>
+      </w:r>
+      <w:r>
+        <w:rPr>
+          <w:rFonts w:ascii="Times New Roman" w:hAnsi="Times New Roman" w:cs="Times New Roman"/>
+          <w:sz w:val="28"/>
+          <w:szCs w:val="28"/>
+        </w:rPr>
+        <w:t>1.0</w:t>
+      </w:r>
+      <w:r>
+        <w:rPr>
+          <w:rFonts w:ascii="Times New Roman" w:hAnsi="Times New Roman" w:cs="Times New Roman"/>
+          <w:sz w:val="28"/>
+          <w:szCs w:val="28"/>
+        </w:rPr>
+        <w:t>4</w:t>
+      </w:r>
+      <w:r>
+        <w:rPr>
+          <w:rFonts w:ascii="Times New Roman" w:hAnsi="Times New Roman" w:cs="Times New Roman"/>
+          <w:sz w:val="28"/>
+          <w:szCs w:val="28"/>
+        </w:rPr>
+        <w:t>.2026).</w:t>
+      </w:r>
+    </w:p>
+    <w:p>
+      <w:pPr>
+        <w:spacing w:after="0" w:line="360" w:lineRule="auto"/>
+        <w:ind w:firstLine="709"/>
+        <w:jc w:val="both"/>
+        <w:rPr>
+          <w:rFonts w:ascii="Times New Roman" w:hAnsi="Times New Roman" w:cs="Times New Roman"/>
+          <w:sz w:val="28"/>
+          <w:szCs w:val="28"/>
+        </w:rPr>
+      </w:pPr>
+      <w:r>
+        <w:rPr>
+          <w:rFonts w:ascii="Times New Roman" w:hAnsi="Times New Roman" w:cs="Times New Roman"/>
+          <w:sz w:val="28"/>
+          <w:szCs w:val="28"/>
+        </w:rPr>
+        <w:t xml:space="preserve">17. </w:t>
       </w:r>
       <w:r>
         <w:rPr>
@@ -22171,15 +22555,15 @@
           <w:szCs w:val="28"/>
           <w:lang w:val="en-US"/>
         </w:rPr>
-        <w:t>com</w:t>
-      </w:r>
-      <w:r>
-        <w:rPr>
-          <w:rFonts w:ascii="Times New Roman" w:hAnsi="Times New Roman" w:cs="Times New Roman"/>
-          <w:sz w:val="28"/>
-          <w:szCs w:val="28"/>
-        </w:rPr>
-        <w:t>/</w:t>
+        <w:t>Spring</w:t>
+      </w:r>
+      <w:r>
+        <w:rPr>
+          <w:rFonts w:ascii="Times New Roman" w:hAnsi="Times New Roman" w:cs="Times New Roman"/>
+          <w:sz w:val="28"/>
+          <w:szCs w:val="28"/>
+        </w:rPr>
+        <w:t xml:space="preserve"> </w:t>
       </w:r>
       <w:r>
         <w:rPr>
@@ -22188,15 +22572,15 @@
           <w:szCs w:val="28"/>
           <w:lang w:val="en-US"/>
         </w:rPr>
-        <w:t>topic</w:t>
-      </w:r>
-      <w:r>
-        <w:rPr>
-          <w:rFonts w:ascii="Times New Roman" w:hAnsi="Times New Roman" w:cs="Times New Roman"/>
-          <w:sz w:val="28"/>
-          <w:szCs w:val="28"/>
-        </w:rPr>
-        <w:t>/</w:t>
+        <w:t>Security</w:t>
+      </w:r>
+      <w:r>
+        <w:rPr>
+          <w:rFonts w:ascii="Times New Roman" w:hAnsi="Times New Roman" w:cs="Times New Roman"/>
+          <w:sz w:val="28"/>
+          <w:szCs w:val="28"/>
+        </w:rPr>
+        <w:t xml:space="preserve"> </w:t>
       </w:r>
       <w:r>
         <w:rPr>
@@ -22205,15 +22589,15 @@
           <w:szCs w:val="28"/>
           <w:lang w:val="en-US"/>
         </w:rPr>
-        <w:t>libraries</w:t>
-      </w:r>
-      <w:r>
-        <w:rPr>
-          <w:rFonts w:ascii="Times New Roman" w:hAnsi="Times New Roman" w:cs="Times New Roman"/>
-          <w:sz w:val="28"/>
-          <w:szCs w:val="28"/>
-        </w:rPr>
-        <w:t>/</w:t>
+        <w:t>Reference</w:t>
+      </w:r>
+      <w:r>
+        <w:rPr>
+          <w:rFonts w:ascii="Times New Roman" w:hAnsi="Times New Roman" w:cs="Times New Roman"/>
+          <w:sz w:val="28"/>
+          <w:szCs w:val="28"/>
+        </w:rPr>
+        <w:t xml:space="preserve"> </w:t>
       </w:r>
       <w:r>
         <w:rPr>
@@ -22222,8 +22606,123 @@
           <w:szCs w:val="28"/>
           <w:lang w:val="en-US"/>
         </w:rPr>
-        <w:t>architecture</w:t>
-      </w:r>
+        <w:t>Documentation</w:t>
+      </w:r>
+      <w:r>
+        <w:rPr>
+          <w:rFonts w:ascii="Times New Roman" w:hAnsi="Times New Roman" w:cs="Times New Roman"/>
+          <w:sz w:val="28"/>
+          <w:szCs w:val="28"/>
+        </w:rPr>
+        <w:t xml:space="preserve"> [Электронный ресурс]. – Режим доступа: </w:t>
+      </w:r>
+      <w:hyperlink r:id="rId29" w:history="1">
+        <w:r>
+          <w:rPr>
+            <w:rStyle w:val="a5"/>
+            <w:rFonts w:ascii="Times New Roman" w:hAnsi="Times New Roman" w:cs="Times New Roman"/>
+            <w:sz w:val="28"/>
+            <w:szCs w:val="28"/>
+            <w:lang w:val="en-US"/>
+          </w:rPr>
+          <w:t>https</w:t>
+        </w:r>
+        <w:r>
+          <w:rPr>
+            <w:rStyle w:val="a5"/>
+            <w:rFonts w:ascii="Times New Roman" w:hAnsi="Times New Roman" w:cs="Times New Roman"/>
+            <w:sz w:val="28"/>
+            <w:szCs w:val="28"/>
+          </w:rPr>
+          <w:t>://</w:t>
+        </w:r>
+        <w:r>
+          <w:rPr>
+            <w:rStyle w:val="a5"/>
+            <w:rFonts w:ascii="Times New Roman" w:hAnsi="Times New Roman" w:cs="Times New Roman"/>
+            <w:sz w:val="28"/>
+            <w:szCs w:val="28"/>
+            <w:lang w:val="en-US"/>
+          </w:rPr>
+          <w:t>spring</w:t>
+        </w:r>
+        <w:r>
+          <w:rPr>
+            <w:rStyle w:val="a5"/>
+            <w:rFonts w:ascii="Times New Roman" w:hAnsi="Times New Roman" w:cs="Times New Roman"/>
+            <w:sz w:val="28"/>
+            <w:szCs w:val="28"/>
+          </w:rPr>
+          <w:t>.</w:t>
+        </w:r>
+        <w:r>
+          <w:rPr>
+            <w:rStyle w:val="a5"/>
+            <w:rFonts w:ascii="Times New Roman" w:hAnsi="Times New Roman" w:cs="Times New Roman"/>
+            <w:sz w:val="28"/>
+            <w:szCs w:val="28"/>
+            <w:lang w:val="en-US"/>
+          </w:rPr>
+          <w:t>io</w:t>
+        </w:r>
+        <w:r>
+          <w:rPr>
+            <w:rStyle w:val="a5"/>
+            <w:rFonts w:ascii="Times New Roman" w:hAnsi="Times New Roman" w:cs="Times New Roman"/>
+            <w:sz w:val="28"/>
+            <w:szCs w:val="28"/>
+          </w:rPr>
+          <w:t>/</w:t>
+        </w:r>
+        <w:r>
+          <w:rPr>
+            <w:rStyle w:val="a5"/>
+            <w:rFonts w:ascii="Times New Roman" w:hAnsi="Times New Roman" w:cs="Times New Roman"/>
+            <w:sz w:val="28"/>
+            <w:szCs w:val="28"/>
+            <w:lang w:val="en-US"/>
+          </w:rPr>
+          <w:t>projects</w:t>
+        </w:r>
+        <w:r>
+          <w:rPr>
+            <w:rStyle w:val="a5"/>
+            <w:rFonts w:ascii="Times New Roman" w:hAnsi="Times New Roman" w:cs="Times New Roman"/>
+            <w:sz w:val="28"/>
+            <w:szCs w:val="28"/>
+          </w:rPr>
+          <w:t>/</w:t>
+        </w:r>
+        <w:r>
+          <w:rPr>
+            <w:rStyle w:val="a5"/>
+            <w:rFonts w:ascii="Times New Roman" w:hAnsi="Times New Roman" w:cs="Times New Roman"/>
+            <w:sz w:val="28"/>
+            <w:szCs w:val="28"/>
+            <w:lang w:val="en-US"/>
+          </w:rPr>
+          <w:t>spring</w:t>
+        </w:r>
+        <w:r>
+          <w:rPr>
+            <w:rStyle w:val="a5"/>
+            <w:rFonts w:ascii="Times New Roman" w:hAnsi="Times New Roman" w:cs="Times New Roman"/>
+            <w:sz w:val="28"/>
+            <w:szCs w:val="28"/>
+          </w:rPr>
+          <w:t>-</w:t>
+        </w:r>
+        <w:r>
+          <w:rPr>
+            <w:rStyle w:val="a5"/>
+            <w:rFonts w:ascii="Times New Roman" w:hAnsi="Times New Roman" w:cs="Times New Roman"/>
+            <w:sz w:val="28"/>
+            <w:szCs w:val="28"/>
+            <w:lang w:val="en-US"/>
+          </w:rPr>
+          <w:t>security</w:t>
+        </w:r>
+      </w:hyperlink>
       <w:r>
         <w:rPr>
           <w:rFonts w:ascii="Times New Roman" w:hAnsi="Times New Roman" w:cs="Times New Roman"/>
@@ -22238,7 +22737,7 @@
           <w:sz w:val="28"/>
           <w:szCs w:val="28"/>
         </w:rPr>
-        <w:t>20</w:t>
+        <w:t>25</w:t>
       </w:r>
       <w:r>
         <w:rPr>
@@ -22282,7 +22781,7 @@
           <w:sz w:val="28"/>
           <w:szCs w:val="28"/>
         </w:rPr>
-        <w:t xml:space="preserve">16. </w:t>
+        <w:t xml:space="preserve">18. </w:t>
       </w:r>
       <w:r>
         <w:rPr>
@@ -22291,7 +22790,7 @@
           <w:szCs w:val="28"/>
           <w:lang w:val="en-US"/>
         </w:rPr>
-        <w:t>Spring</w:t>
+        <w:t>PostgreSQL</w:t>
       </w:r>
       <w:r>
         <w:rPr>
@@ -22308,7 +22807,174 @@
           <w:szCs w:val="28"/>
           <w:lang w:val="en-US"/>
         </w:rPr>
-        <w:t>Boot</w:t>
+        <w:t>Documentation</w:t>
+      </w:r>
+      <w:r>
+        <w:rPr>
+          <w:rFonts w:ascii="Times New Roman" w:hAnsi="Times New Roman" w:cs="Times New Roman"/>
+          <w:sz w:val="28"/>
+          <w:szCs w:val="28"/>
+        </w:rPr>
+        <w:t xml:space="preserve"> [Электронный ресурс]. – Режим доступа: </w:t>
+      </w:r>
+      <w:hyperlink r:id="rId30" w:history="1">
+        <w:r>
+          <w:rPr>
+            <w:rStyle w:val="a5"/>
+            <w:rFonts w:ascii="Times New Roman" w:hAnsi="Times New Roman" w:cs="Times New Roman"/>
+            <w:sz w:val="28"/>
+            <w:szCs w:val="28"/>
+            <w:lang w:val="en-US"/>
+          </w:rPr>
+          <w:t>https</w:t>
+        </w:r>
+        <w:r>
+          <w:rPr>
+            <w:rStyle w:val="a5"/>
+            <w:rFonts w:ascii="Times New Roman" w:hAnsi="Times New Roman" w:cs="Times New Roman"/>
+            <w:sz w:val="28"/>
+            <w:szCs w:val="28"/>
+          </w:rPr>
+          <w:t>://</w:t>
+        </w:r>
+        <w:r>
+          <w:rPr>
+            <w:rStyle w:val="a5"/>
+            <w:rFonts w:ascii="Times New Roman" w:hAnsi="Times New Roman" w:cs="Times New Roman"/>
+            <w:sz w:val="28"/>
+            <w:szCs w:val="28"/>
+            <w:lang w:val="en-US"/>
+          </w:rPr>
+          <w:t>www</w:t>
+        </w:r>
+        <w:r>
+          <w:rPr>
+            <w:rStyle w:val="a5"/>
+            <w:rFonts w:ascii="Times New Roman" w:hAnsi="Times New Roman" w:cs="Times New Roman"/>
+            <w:sz w:val="28"/>
+            <w:szCs w:val="28"/>
+          </w:rPr>
+          <w:t>.</w:t>
+        </w:r>
+        <w:proofErr w:type="spellStart"/>
+        <w:r>
+          <w:rPr>
+            <w:rStyle w:val="a5"/>
+            <w:rFonts w:ascii="Times New Roman" w:hAnsi="Times New Roman" w:cs="Times New Roman"/>
+            <w:sz w:val="28"/>
+            <w:szCs w:val="28"/>
+            <w:lang w:val="en-US"/>
+          </w:rPr>
+          <w:t>postgresql</w:t>
+        </w:r>
+        <w:proofErr w:type="spellEnd"/>
+        <w:r>
+          <w:rPr>
+            <w:rStyle w:val="a5"/>
+            <w:rFonts w:ascii="Times New Roman" w:hAnsi="Times New Roman" w:cs="Times New Roman"/>
+            <w:sz w:val="28"/>
+            <w:szCs w:val="28"/>
+          </w:rPr>
+          <w:t>.</w:t>
+        </w:r>
+        <w:r>
+          <w:rPr>
+            <w:rStyle w:val="a5"/>
+            <w:rFonts w:ascii="Times New Roman" w:hAnsi="Times New Roman" w:cs="Times New Roman"/>
+            <w:sz w:val="28"/>
+            <w:szCs w:val="28"/>
+            <w:lang w:val="en-US"/>
+          </w:rPr>
+          <w:t>org</w:t>
+        </w:r>
+        <w:r>
+          <w:rPr>
+            <w:rStyle w:val="a5"/>
+            <w:rFonts w:ascii="Times New Roman" w:hAnsi="Times New Roman" w:cs="Times New Roman"/>
+            <w:sz w:val="28"/>
+            <w:szCs w:val="28"/>
+          </w:rPr>
+          <w:t>/</w:t>
+        </w:r>
+        <w:r>
+          <w:rPr>
+            <w:rStyle w:val="a5"/>
+            <w:rFonts w:ascii="Times New Roman" w:hAnsi="Times New Roman" w:cs="Times New Roman"/>
+            <w:sz w:val="28"/>
+            <w:szCs w:val="28"/>
+            <w:lang w:val="en-US"/>
+          </w:rPr>
+          <w:t>docs</w:t>
+        </w:r>
+      </w:hyperlink>
+      <w:r>
+        <w:rPr>
+          <w:rFonts w:ascii="Times New Roman" w:hAnsi="Times New Roman" w:cs="Times New Roman"/>
+          <w:sz w:val="28"/>
+          <w:szCs w:val="28"/>
+        </w:rPr>
+        <w:t xml:space="preserve"> (дата обращения: </w:t>
+      </w:r>
+      <w:r>
+        <w:rPr>
+          <w:rFonts w:ascii="Times New Roman" w:hAnsi="Times New Roman" w:cs="Times New Roman"/>
+          <w:sz w:val="28"/>
+          <w:szCs w:val="28"/>
+        </w:rPr>
+        <w:t>25</w:t>
+      </w:r>
+      <w:r>
+        <w:rPr>
+          <w:rFonts w:ascii="Times New Roman" w:hAnsi="Times New Roman" w:cs="Times New Roman"/>
+          <w:sz w:val="28"/>
+          <w:szCs w:val="28"/>
+        </w:rPr>
+        <w:t>.0</w:t>
+      </w:r>
+      <w:r>
+        <w:rPr>
+          <w:rFonts w:ascii="Times New Roman" w:hAnsi="Times New Roman" w:cs="Times New Roman"/>
+          <w:sz w:val="28"/>
+          <w:szCs w:val="28"/>
+        </w:rPr>
+        <w:t>4</w:t>
+      </w:r>
+      <w:r>
+        <w:rPr>
+          <w:rFonts w:ascii="Times New Roman" w:hAnsi="Times New Roman" w:cs="Times New Roman"/>
+          <w:sz w:val="28"/>
+          <w:szCs w:val="28"/>
+        </w:rPr>
+        <w:t>.2026).</w:t>
+      </w:r>
+    </w:p>
+    <w:p>
+      <w:pPr>
+        <w:spacing w:after="0" w:line="360" w:lineRule="auto"/>
+        <w:ind w:firstLine="709"/>
+        <w:jc w:val="both"/>
+        <w:rPr>
+          <w:rFonts w:ascii="Times New Roman" w:hAnsi="Times New Roman" w:cs="Times New Roman"/>
+          <w:sz w:val="28"/>
+          <w:szCs w:val="28"/>
+        </w:rPr>
+      </w:pPr>
+      <w:r>
+        <w:rPr>
+          <w:rFonts w:ascii="Times New Roman" w:hAnsi="Times New Roman" w:cs="Times New Roman"/>
+          <w:sz w:val="28"/>
+          <w:szCs w:val="28"/>
+        </w:rPr>
+        <w:t xml:space="preserve">19. </w:t>
+      </w:r>
+      <w:r>
+        <w:rPr>
+          <w:rFonts w:ascii="Times New Roman" w:hAnsi="Times New Roman" w:cs="Times New Roman"/>
+          <w:sz w:val="28"/>
+          <w:szCs w:val="28"/>
+          <w:lang w:val="en-US"/>
+        </w:rPr>
+        <w:t>Hibernate</w:t>
       </w:r>
       <w:r>
         <w:rPr>
@@ -22325,6 +22991,23 @@
           <w:szCs w:val="28"/>
           <w:lang w:val="en-US"/>
         </w:rPr>
+        <w:t>ORM</w:t>
+      </w:r>
+      <w:r>
+        <w:rPr>
+          <w:rFonts w:ascii="Times New Roman" w:hAnsi="Times New Roman" w:cs="Times New Roman"/>
+          <w:sz w:val="28"/>
+          <w:szCs w:val="28"/>
+        </w:rPr>
+        <w:t xml:space="preserve"> </w:t>
+      </w:r>
+      <w:r>
+        <w:rPr>
+          <w:rFonts w:ascii="Times New Roman" w:hAnsi="Times New Roman" w:cs="Times New Roman"/>
+          <w:sz w:val="28"/>
+          <w:szCs w:val="28"/>
+          <w:lang w:val="en-US"/>
+        </w:rPr>
         <w:t>Documentation</w:t>
       </w:r>
       <w:r>
@@ -22335,6 +23018,156 @@
         </w:rPr>
         <w:t xml:space="preserve"> [Электронный ресурс]. – Режим доступа: </w:t>
       </w:r>
+      <w:hyperlink r:id="rId31" w:history="1">
+        <w:r>
+          <w:rPr>
+            <w:rStyle w:val="a5"/>
+            <w:rFonts w:ascii="Times New Roman" w:hAnsi="Times New Roman" w:cs="Times New Roman"/>
+            <w:sz w:val="28"/>
+            <w:szCs w:val="28"/>
+            <w:lang w:val="en-US"/>
+          </w:rPr>
+          <w:t>https</w:t>
+        </w:r>
+        <w:r>
+          <w:rPr>
+            <w:rStyle w:val="a5"/>
+            <w:rFonts w:ascii="Times New Roman" w:hAnsi="Times New Roman" w:cs="Times New Roman"/>
+            <w:sz w:val="28"/>
+            <w:szCs w:val="28"/>
+          </w:rPr>
+          <w:t>://</w:t>
+        </w:r>
+        <w:r>
+          <w:rPr>
+            <w:rStyle w:val="a5"/>
+            <w:rFonts w:ascii="Times New Roman" w:hAnsi="Times New Roman" w:cs="Times New Roman"/>
+            <w:sz w:val="28"/>
+            <w:szCs w:val="28"/>
+            <w:lang w:val="en-US"/>
+          </w:rPr>
+          <w:t>hibernate</w:t>
+        </w:r>
+        <w:r>
+          <w:rPr>
+            <w:rStyle w:val="a5"/>
+            <w:rFonts w:ascii="Times New Roman" w:hAnsi="Times New Roman" w:cs="Times New Roman"/>
+            <w:sz w:val="28"/>
+            <w:szCs w:val="28"/>
+          </w:rPr>
+          <w:t>.</w:t>
+        </w:r>
+        <w:r>
+          <w:rPr>
+            <w:rStyle w:val="a5"/>
+            <w:rFonts w:ascii="Times New Roman" w:hAnsi="Times New Roman" w:cs="Times New Roman"/>
+            <w:sz w:val="28"/>
+            <w:szCs w:val="28"/>
+            <w:lang w:val="en-US"/>
+          </w:rPr>
+          <w:t>org</w:t>
+        </w:r>
+        <w:r>
+          <w:rPr>
+            <w:rStyle w:val="a5"/>
+            <w:rFonts w:ascii="Times New Roman" w:hAnsi="Times New Roman" w:cs="Times New Roman"/>
+            <w:sz w:val="28"/>
+            <w:szCs w:val="28"/>
+          </w:rPr>
+          <w:t>/</w:t>
+        </w:r>
+        <w:proofErr w:type="spellStart"/>
+        <w:r>
+          <w:rPr>
+            <w:rStyle w:val="a5"/>
+            <w:rFonts w:ascii="Times New Roman" w:hAnsi="Times New Roman" w:cs="Times New Roman"/>
+            <w:sz w:val="28"/>
+            <w:szCs w:val="28"/>
+            <w:lang w:val="en-US"/>
+          </w:rPr>
+          <w:t>orm</w:t>
+        </w:r>
+        <w:proofErr w:type="spellEnd"/>
+        <w:r>
+          <w:rPr>
+            <w:rStyle w:val="a5"/>
+            <w:rFonts w:ascii="Times New Roman" w:hAnsi="Times New Roman" w:cs="Times New Roman"/>
+            <w:sz w:val="28"/>
+            <w:szCs w:val="28"/>
+          </w:rPr>
+          <w:t>/</w:t>
+        </w:r>
+        <w:r>
+          <w:rPr>
+            <w:rStyle w:val="a5"/>
+            <w:rFonts w:ascii="Times New Roman" w:hAnsi="Times New Roman" w:cs="Times New Roman"/>
+            <w:sz w:val="28"/>
+            <w:szCs w:val="28"/>
+            <w:lang w:val="en-US"/>
+          </w:rPr>
+          <w:t>documentation</w:t>
+        </w:r>
+      </w:hyperlink>
+      <w:r>
+        <w:rPr>
+          <w:rFonts w:ascii="Times New Roman" w:hAnsi="Times New Roman" w:cs="Times New Roman"/>
+          <w:sz w:val="28"/>
+          <w:szCs w:val="28"/>
+        </w:rPr>
+        <w:t xml:space="preserve"> (дата обращения: </w:t>
+      </w:r>
+      <w:r>
+        <w:rPr>
+          <w:rFonts w:ascii="Times New Roman" w:hAnsi="Times New Roman" w:cs="Times New Roman"/>
+          <w:sz w:val="28"/>
+          <w:szCs w:val="28"/>
+        </w:rPr>
+        <w:t>26</w:t>
+      </w:r>
+      <w:r>
+        <w:rPr>
+          <w:rFonts w:ascii="Times New Roman" w:hAnsi="Times New Roman" w:cs="Times New Roman"/>
+          <w:sz w:val="28"/>
+          <w:szCs w:val="28"/>
+        </w:rPr>
+        <w:t>.0</w:t>
+      </w:r>
+      <w:r>
+        <w:rPr>
+          <w:rFonts w:ascii="Times New Roman" w:hAnsi="Times New Roman" w:cs="Times New Roman"/>
+          <w:sz w:val="28"/>
+          <w:szCs w:val="28"/>
+        </w:rPr>
+        <w:t>4</w:t>
+      </w:r>
+      <w:r>
+        <w:rPr>
+          <w:rFonts w:ascii="Times New Roman" w:hAnsi="Times New Roman" w:cs="Times New Roman"/>
+          <w:sz w:val="28"/>
+          <w:szCs w:val="28"/>
+        </w:rPr>
+        <w:t>.2026).</w:t>
+      </w:r>
+    </w:p>
+    <w:p>
+      <w:pPr>
+        <w:spacing w:after="0" w:line="360" w:lineRule="auto"/>
+        <w:ind w:firstLine="709"/>
+        <w:jc w:val="both"/>
+        <w:rPr>
+          <w:rFonts w:ascii="Times New Roman" w:hAnsi="Times New Roman" w:cs="Times New Roman"/>
+          <w:sz w:val="28"/>
+          <w:szCs w:val="28"/>
+        </w:rPr>
+      </w:pPr>
+      <w:r>
+        <w:rPr>
+          <w:rFonts w:ascii="Times New Roman" w:hAnsi="Times New Roman" w:cs="Times New Roman"/>
+          <w:sz w:val="28"/>
+          <w:szCs w:val="28"/>
+        </w:rPr>
+        <w:t xml:space="preserve">20. </w:t>
+      </w:r>
       <w:r>
         <w:rPr>
           <w:rFonts w:ascii="Times New Roman" w:hAnsi="Times New Roman" w:cs="Times New Roman"/>
@@ -22342,15 +23175,15 @@
           <w:szCs w:val="28"/>
           <w:lang w:val="en-US"/>
         </w:rPr>
-        <w:t>https</w:t>
-      </w:r>
-      <w:r>
-        <w:rPr>
-          <w:rFonts w:ascii="Times New Roman" w:hAnsi="Times New Roman" w:cs="Times New Roman"/>
-          <w:sz w:val="28"/>
-          <w:szCs w:val="28"/>
-        </w:rPr>
-        <w:t>://</w:t>
+        <w:t>Retrofit</w:t>
+      </w:r>
+      <w:r>
+        <w:rPr>
+          <w:rFonts w:ascii="Times New Roman" w:hAnsi="Times New Roman" w:cs="Times New Roman"/>
+          <w:sz w:val="28"/>
+          <w:szCs w:val="28"/>
+        </w:rPr>
+        <w:t xml:space="preserve"> </w:t>
       </w:r>
       <w:r>
         <w:rPr>
@@ -22359,15 +23192,165 @@
           <w:szCs w:val="28"/>
           <w:lang w:val="en-US"/>
         </w:rPr>
-        <w:t>spring</w:t>
-      </w:r>
-      <w:r>
-        <w:rPr>
-          <w:rFonts w:ascii="Times New Roman" w:hAnsi="Times New Roman" w:cs="Times New Roman"/>
-          <w:sz w:val="28"/>
-          <w:szCs w:val="28"/>
-        </w:rPr>
-        <w:t>.</w:t>
+        <w:t>Documentation</w:t>
+      </w:r>
+      <w:r>
+        <w:rPr>
+          <w:rFonts w:ascii="Times New Roman" w:hAnsi="Times New Roman" w:cs="Times New Roman"/>
+          <w:sz w:val="28"/>
+          <w:szCs w:val="28"/>
+        </w:rPr>
+        <w:t xml:space="preserve"> [Электронный ресурс]. – Режим доступа: </w:t>
+      </w:r>
+      <w:hyperlink r:id="rId32" w:history="1">
+        <w:r>
+          <w:rPr>
+            <w:rStyle w:val="a5"/>
+            <w:rFonts w:ascii="Times New Roman" w:hAnsi="Times New Roman" w:cs="Times New Roman"/>
+            <w:sz w:val="28"/>
+            <w:szCs w:val="28"/>
+            <w:lang w:val="en-US"/>
+          </w:rPr>
+          <w:t>https</w:t>
+        </w:r>
+        <w:r>
+          <w:rPr>
+            <w:rStyle w:val="a5"/>
+            <w:rFonts w:ascii="Times New Roman" w:hAnsi="Times New Roman" w:cs="Times New Roman"/>
+            <w:sz w:val="28"/>
+            <w:szCs w:val="28"/>
+          </w:rPr>
+          <w:t>://</w:t>
+        </w:r>
+        <w:r>
+          <w:rPr>
+            <w:rStyle w:val="a5"/>
+            <w:rFonts w:ascii="Times New Roman" w:hAnsi="Times New Roman" w:cs="Times New Roman"/>
+            <w:sz w:val="28"/>
+            <w:szCs w:val="28"/>
+            <w:lang w:val="en-US"/>
+          </w:rPr>
+          <w:t>square</w:t>
+        </w:r>
+        <w:r>
+          <w:rPr>
+            <w:rStyle w:val="a5"/>
+            <w:rFonts w:ascii="Times New Roman" w:hAnsi="Times New Roman" w:cs="Times New Roman"/>
+            <w:sz w:val="28"/>
+            <w:szCs w:val="28"/>
+          </w:rPr>
+          <w:t>.</w:t>
+        </w:r>
+        <w:proofErr w:type="spellStart"/>
+        <w:r>
+          <w:rPr>
+            <w:rStyle w:val="a5"/>
+            <w:rFonts w:ascii="Times New Roman" w:hAnsi="Times New Roman" w:cs="Times New Roman"/>
+            <w:sz w:val="28"/>
+            <w:szCs w:val="28"/>
+            <w:lang w:val="en-US"/>
+          </w:rPr>
+          <w:t>github</w:t>
+        </w:r>
+        <w:proofErr w:type="spellEnd"/>
+        <w:r>
+          <w:rPr>
+            <w:rStyle w:val="a5"/>
+            <w:rFonts w:ascii="Times New Roman" w:hAnsi="Times New Roman" w:cs="Times New Roman"/>
+            <w:sz w:val="28"/>
+            <w:szCs w:val="28"/>
+          </w:rPr>
+          <w:t>.</w:t>
+        </w:r>
+        <w:r>
+          <w:rPr>
+            <w:rStyle w:val="a5"/>
+            <w:rFonts w:ascii="Times New Roman" w:hAnsi="Times New Roman" w:cs="Times New Roman"/>
+            <w:sz w:val="28"/>
+            <w:szCs w:val="28"/>
+            <w:lang w:val="en-US"/>
+          </w:rPr>
+          <w:t>io</w:t>
+        </w:r>
+        <w:r>
+          <w:rPr>
+            <w:rStyle w:val="a5"/>
+            <w:rFonts w:ascii="Times New Roman" w:hAnsi="Times New Roman" w:cs="Times New Roman"/>
+            <w:sz w:val="28"/>
+            <w:szCs w:val="28"/>
+          </w:rPr>
+          <w:t>/</w:t>
+        </w:r>
+        <w:r>
+          <w:rPr>
+            <w:rStyle w:val="a5"/>
+            <w:rFonts w:ascii="Times New Roman" w:hAnsi="Times New Roman" w:cs="Times New Roman"/>
+            <w:sz w:val="28"/>
+            <w:szCs w:val="28"/>
+            <w:lang w:val="en-US"/>
+          </w:rPr>
+          <w:t>retrofit</w:t>
+        </w:r>
+      </w:hyperlink>
+      <w:r>
+        <w:rPr>
+          <w:rFonts w:ascii="Times New Roman" w:hAnsi="Times New Roman" w:cs="Times New Roman"/>
+          <w:sz w:val="28"/>
+          <w:szCs w:val="28"/>
+        </w:rPr>
+        <w:t xml:space="preserve"> (дата обращения: </w:t>
+      </w:r>
+      <w:r>
+        <w:rPr>
+          <w:rFonts w:ascii="Times New Roman" w:hAnsi="Times New Roman" w:cs="Times New Roman"/>
+          <w:sz w:val="28"/>
+          <w:szCs w:val="28"/>
+        </w:rPr>
+        <w:t>26</w:t>
+      </w:r>
+      <w:r>
+        <w:rPr>
+          <w:rFonts w:ascii="Times New Roman" w:hAnsi="Times New Roman" w:cs="Times New Roman"/>
+          <w:sz w:val="28"/>
+          <w:szCs w:val="28"/>
+        </w:rPr>
+        <w:t>.0</w:t>
+      </w:r>
+      <w:r>
+        <w:rPr>
+          <w:rFonts w:ascii="Times New Roman" w:hAnsi="Times New Roman" w:cs="Times New Roman"/>
+          <w:sz w:val="28"/>
+          <w:szCs w:val="28"/>
+        </w:rPr>
+        <w:t>4</w:t>
+      </w:r>
+      <w:r>
+        <w:rPr>
+          <w:rFonts w:ascii="Times New Roman" w:hAnsi="Times New Roman" w:cs="Times New Roman"/>
+          <w:sz w:val="28"/>
+          <w:szCs w:val="28"/>
+        </w:rPr>
+        <w:t>.2026).</w:t>
+      </w:r>
+    </w:p>
+    <w:p>
+      <w:pPr>
+        <w:spacing w:after="0" w:line="360" w:lineRule="auto"/>
+        <w:ind w:firstLine="709"/>
+        <w:jc w:val="both"/>
+        <w:rPr>
+          <w:rFonts w:ascii="Times New Roman" w:hAnsi="Times New Roman" w:cs="Times New Roman"/>
+          <w:sz w:val="28"/>
+          <w:szCs w:val="28"/>
+        </w:rPr>
+      </w:pPr>
+      <w:r>
+        <w:rPr>
+          <w:rFonts w:ascii="Times New Roman" w:hAnsi="Times New Roman" w:cs="Times New Roman"/>
+          <w:sz w:val="28"/>
+          <w:szCs w:val="28"/>
+        </w:rPr>
+        <w:t xml:space="preserve">21. </w:t>
       </w:r>
       <w:r>
         <w:rPr>
@@ -22376,15 +23359,15 @@
           <w:szCs w:val="28"/>
           <w:lang w:val="en-US"/>
         </w:rPr>
-        <w:t>io</w:t>
-      </w:r>
-      <w:r>
-        <w:rPr>
-          <w:rFonts w:ascii="Times New Roman" w:hAnsi="Times New Roman" w:cs="Times New Roman"/>
-          <w:sz w:val="28"/>
-          <w:szCs w:val="28"/>
-        </w:rPr>
-        <w:t>/</w:t>
+        <w:t>Room</w:t>
+      </w:r>
+      <w:r>
+        <w:rPr>
+          <w:rFonts w:ascii="Times New Roman" w:hAnsi="Times New Roman" w:cs="Times New Roman"/>
+          <w:sz w:val="28"/>
+          <w:szCs w:val="28"/>
+        </w:rPr>
+        <w:t xml:space="preserve"> </w:t>
       </w:r>
       <w:r>
         <w:rPr>
@@ -22393,15 +23376,15 @@
           <w:szCs w:val="28"/>
           <w:lang w:val="en-US"/>
         </w:rPr>
-        <w:t>projects</w:t>
-      </w:r>
-      <w:r>
-        <w:rPr>
-          <w:rFonts w:ascii="Times New Roman" w:hAnsi="Times New Roman" w:cs="Times New Roman"/>
-          <w:sz w:val="28"/>
-          <w:szCs w:val="28"/>
-        </w:rPr>
-        <w:t>/</w:t>
+        <w:t>Persistence</w:t>
+      </w:r>
+      <w:r>
+        <w:rPr>
+          <w:rFonts w:ascii="Times New Roman" w:hAnsi="Times New Roman" w:cs="Times New Roman"/>
+          <w:sz w:val="28"/>
+          <w:szCs w:val="28"/>
+        </w:rPr>
+        <w:t xml:space="preserve"> </w:t>
       </w:r>
       <w:r>
         <w:rPr>
@@ -22410,15 +23393,220 @@
           <w:szCs w:val="28"/>
           <w:lang w:val="en-US"/>
         </w:rPr>
-        <w:t>spring</w:t>
-      </w:r>
-      <w:r>
-        <w:rPr>
-          <w:rFonts w:ascii="Times New Roman" w:hAnsi="Times New Roman" w:cs="Times New Roman"/>
-          <w:sz w:val="28"/>
-          <w:szCs w:val="28"/>
-        </w:rPr>
-        <w:t>-</w:t>
+        <w:t>Library</w:t>
+      </w:r>
+      <w:r>
+        <w:rPr>
+          <w:rFonts w:ascii="Times New Roman" w:hAnsi="Times New Roman" w:cs="Times New Roman"/>
+          <w:sz w:val="28"/>
+          <w:szCs w:val="28"/>
+        </w:rPr>
+        <w:t xml:space="preserve"> [Электронный ресурс]. – Режим доступа: </w:t>
+      </w:r>
+      <w:hyperlink r:id="rId33" w:history="1">
+        <w:r>
+          <w:rPr>
+            <w:rStyle w:val="a5"/>
+            <w:rFonts w:ascii="Times New Roman" w:hAnsi="Times New Roman" w:cs="Times New Roman"/>
+            <w:sz w:val="28"/>
+            <w:szCs w:val="28"/>
+            <w:lang w:val="en-US"/>
+          </w:rPr>
+          <w:t>https</w:t>
+        </w:r>
+        <w:r>
+          <w:rPr>
+            <w:rStyle w:val="a5"/>
+            <w:rFonts w:ascii="Times New Roman" w:hAnsi="Times New Roman" w:cs="Times New Roman"/>
+            <w:sz w:val="28"/>
+            <w:szCs w:val="28"/>
+          </w:rPr>
+          <w:t>://</w:t>
+        </w:r>
+        <w:r>
+          <w:rPr>
+            <w:rStyle w:val="a5"/>
+            <w:rFonts w:ascii="Times New Roman" w:hAnsi="Times New Roman" w:cs="Times New Roman"/>
+            <w:sz w:val="28"/>
+            <w:szCs w:val="28"/>
+            <w:lang w:val="en-US"/>
+          </w:rPr>
+          <w:t>developer</w:t>
+        </w:r>
+        <w:r>
+          <w:rPr>
+            <w:rStyle w:val="a5"/>
+            <w:rFonts w:ascii="Times New Roman" w:hAnsi="Times New Roman" w:cs="Times New Roman"/>
+            <w:sz w:val="28"/>
+            <w:szCs w:val="28"/>
+          </w:rPr>
+          <w:t>.</w:t>
+        </w:r>
+        <w:r>
+          <w:rPr>
+            <w:rStyle w:val="a5"/>
+            <w:rFonts w:ascii="Times New Roman" w:hAnsi="Times New Roman" w:cs="Times New Roman"/>
+            <w:sz w:val="28"/>
+            <w:szCs w:val="28"/>
+            <w:lang w:val="en-US"/>
+          </w:rPr>
+          <w:t>android</w:t>
+        </w:r>
+        <w:r>
+          <w:rPr>
+            <w:rStyle w:val="a5"/>
+            <w:rFonts w:ascii="Times New Roman" w:hAnsi="Times New Roman" w:cs="Times New Roman"/>
+            <w:sz w:val="28"/>
+            <w:szCs w:val="28"/>
+          </w:rPr>
+          <w:t>.</w:t>
+        </w:r>
+        <w:r>
+          <w:rPr>
+            <w:rStyle w:val="a5"/>
+            <w:rFonts w:ascii="Times New Roman" w:hAnsi="Times New Roman" w:cs="Times New Roman"/>
+            <w:sz w:val="28"/>
+            <w:szCs w:val="28"/>
+            <w:lang w:val="en-US"/>
+          </w:rPr>
+          <w:t>com</w:t>
+        </w:r>
+        <w:r>
+          <w:rPr>
+            <w:rStyle w:val="a5"/>
+            <w:rFonts w:ascii="Times New Roman" w:hAnsi="Times New Roman" w:cs="Times New Roman"/>
+            <w:sz w:val="28"/>
+            <w:szCs w:val="28"/>
+          </w:rPr>
+          <w:t>/</w:t>
+        </w:r>
+        <w:r>
+          <w:rPr>
+            <w:rStyle w:val="a5"/>
+            <w:rFonts w:ascii="Times New Roman" w:hAnsi="Times New Roman" w:cs="Times New Roman"/>
+            <w:sz w:val="28"/>
+            <w:szCs w:val="28"/>
+            <w:lang w:val="en-US"/>
+          </w:rPr>
+          <w:t>training</w:t>
+        </w:r>
+        <w:r>
+          <w:rPr>
+            <w:rStyle w:val="a5"/>
+            <w:rFonts w:ascii="Times New Roman" w:hAnsi="Times New Roman" w:cs="Times New Roman"/>
+            <w:sz w:val="28"/>
+            <w:szCs w:val="28"/>
+          </w:rPr>
+          <w:t>/</w:t>
+        </w:r>
+        <w:r>
+          <w:rPr>
+            <w:rStyle w:val="a5"/>
+            <w:rFonts w:ascii="Times New Roman" w:hAnsi="Times New Roman" w:cs="Times New Roman"/>
+            <w:sz w:val="28"/>
+            <w:szCs w:val="28"/>
+            <w:lang w:val="en-US"/>
+          </w:rPr>
+          <w:t>data</w:t>
+        </w:r>
+        <w:r>
+          <w:rPr>
+            <w:rStyle w:val="a5"/>
+            <w:rFonts w:ascii="Times New Roman" w:hAnsi="Times New Roman" w:cs="Times New Roman"/>
+            <w:sz w:val="28"/>
+            <w:szCs w:val="28"/>
+          </w:rPr>
+          <w:t>-</w:t>
+        </w:r>
+        <w:r>
+          <w:rPr>
+            <w:rStyle w:val="a5"/>
+            <w:rFonts w:ascii="Times New Roman" w:hAnsi="Times New Roman" w:cs="Times New Roman"/>
+            <w:sz w:val="28"/>
+            <w:szCs w:val="28"/>
+            <w:lang w:val="en-US"/>
+          </w:rPr>
+          <w:t>storage</w:t>
+        </w:r>
+        <w:r>
+          <w:rPr>
+            <w:rStyle w:val="a5"/>
+            <w:rFonts w:ascii="Times New Roman" w:hAnsi="Times New Roman" w:cs="Times New Roman"/>
+            <w:sz w:val="28"/>
+            <w:szCs w:val="28"/>
+          </w:rPr>
+          <w:t>/</w:t>
+        </w:r>
+        <w:r>
+          <w:rPr>
+            <w:rStyle w:val="a5"/>
+            <w:rFonts w:ascii="Times New Roman" w:hAnsi="Times New Roman" w:cs="Times New Roman"/>
+            <w:sz w:val="28"/>
+            <w:szCs w:val="28"/>
+            <w:lang w:val="en-US"/>
+          </w:rPr>
+          <w:t>room</w:t>
+        </w:r>
+      </w:hyperlink>
+      <w:r>
+        <w:rPr>
+          <w:rFonts w:ascii="Times New Roman" w:hAnsi="Times New Roman" w:cs="Times New Roman"/>
+          <w:sz w:val="28"/>
+          <w:szCs w:val="28"/>
+        </w:rPr>
+        <w:t xml:space="preserve"> (дата обращения: </w:t>
+      </w:r>
+      <w:r>
+        <w:rPr>
+          <w:rFonts w:ascii="Times New Roman" w:hAnsi="Times New Roman" w:cs="Times New Roman"/>
+          <w:sz w:val="28"/>
+          <w:szCs w:val="28"/>
+        </w:rPr>
+        <w:t>27</w:t>
+      </w:r>
+      <w:r>
+        <w:rPr>
+          <w:rFonts w:ascii="Times New Roman" w:hAnsi="Times New Roman" w:cs="Times New Roman"/>
+          <w:sz w:val="28"/>
+          <w:szCs w:val="28"/>
+        </w:rPr>
+        <w:t>.0</w:t>
+      </w:r>
+      <w:r>
+        <w:rPr>
+          <w:rFonts w:ascii="Times New Roman" w:hAnsi="Times New Roman" w:cs="Times New Roman"/>
+          <w:sz w:val="28"/>
+          <w:szCs w:val="28"/>
+        </w:rPr>
+        <w:t>4</w:t>
+      </w:r>
+      <w:r>
+        <w:rPr>
+          <w:rFonts w:ascii="Times New Roman" w:hAnsi="Times New Roman" w:cs="Times New Roman"/>
+          <w:sz w:val="28"/>
+          <w:szCs w:val="28"/>
+        </w:rPr>
+        <w:t>.2026).</w:t>
+      </w:r>
+    </w:p>
+    <w:p>
+      <w:pPr>
+        <w:spacing w:after="0" w:line="360" w:lineRule="auto"/>
+        <w:ind w:firstLine="709"/>
+        <w:jc w:val="both"/>
+        <w:rPr>
+          <w:rFonts w:ascii="Times New Roman" w:hAnsi="Times New Roman" w:cs="Times New Roman"/>
+          <w:sz w:val="28"/>
+          <w:szCs w:val="28"/>
+        </w:rPr>
+      </w:pPr>
+      <w:r>
+        <w:rPr>
+          <w:rFonts w:ascii="Times New Roman" w:hAnsi="Times New Roman" w:cs="Times New Roman"/>
+          <w:sz w:val="28"/>
+          <w:szCs w:val="28"/>
+        </w:rPr>
+        <w:t xml:space="preserve">22. </w:t>
       </w:r>
       <w:r>
         <w:rPr>
@@ -22427,8 +23615,104 @@
           <w:szCs w:val="28"/>
           <w:lang w:val="en-US"/>
         </w:rPr>
-        <w:t>boot</w:t>
-      </w:r>
+        <w:t>JWT</w:t>
+      </w:r>
+      <w:r>
+        <w:rPr>
+          <w:rFonts w:ascii="Times New Roman" w:hAnsi="Times New Roman" w:cs="Times New Roman"/>
+          <w:sz w:val="28"/>
+          <w:szCs w:val="28"/>
+        </w:rPr>
+        <w:t xml:space="preserve"> </w:t>
+      </w:r>
+      <w:r>
+        <w:rPr>
+          <w:rFonts w:ascii="Times New Roman" w:hAnsi="Times New Roman" w:cs="Times New Roman"/>
+          <w:sz w:val="28"/>
+          <w:szCs w:val="28"/>
+          <w:lang w:val="en-US"/>
+        </w:rPr>
+        <w:t>Introduction</w:t>
+      </w:r>
+      <w:r>
+        <w:rPr>
+          <w:rFonts w:ascii="Times New Roman" w:hAnsi="Times New Roman" w:cs="Times New Roman"/>
+          <w:sz w:val="28"/>
+          <w:szCs w:val="28"/>
+        </w:rPr>
+        <w:t xml:space="preserve"> [Электронный ресурс]. – Режим доступа: </w:t>
+      </w:r>
+      <w:hyperlink r:id="rId34" w:history="1">
+        <w:r>
+          <w:rPr>
+            <w:rStyle w:val="a5"/>
+            <w:rFonts w:ascii="Times New Roman" w:hAnsi="Times New Roman" w:cs="Times New Roman"/>
+            <w:sz w:val="28"/>
+            <w:szCs w:val="28"/>
+            <w:lang w:val="en-US"/>
+          </w:rPr>
+          <w:t>https</w:t>
+        </w:r>
+        <w:r>
+          <w:rPr>
+            <w:rStyle w:val="a5"/>
+            <w:rFonts w:ascii="Times New Roman" w:hAnsi="Times New Roman" w:cs="Times New Roman"/>
+            <w:sz w:val="28"/>
+            <w:szCs w:val="28"/>
+          </w:rPr>
+          <w:t>://</w:t>
+        </w:r>
+        <w:proofErr w:type="spellStart"/>
+        <w:r>
+          <w:rPr>
+            <w:rStyle w:val="a5"/>
+            <w:rFonts w:ascii="Times New Roman" w:hAnsi="Times New Roman" w:cs="Times New Roman"/>
+            <w:sz w:val="28"/>
+            <w:szCs w:val="28"/>
+            <w:lang w:val="en-US"/>
+          </w:rPr>
+          <w:t>jwt</w:t>
+        </w:r>
+        <w:proofErr w:type="spellEnd"/>
+        <w:r>
+          <w:rPr>
+            <w:rStyle w:val="a5"/>
+            <w:rFonts w:ascii="Times New Roman" w:hAnsi="Times New Roman" w:cs="Times New Roman"/>
+            <w:sz w:val="28"/>
+            <w:szCs w:val="28"/>
+          </w:rPr>
+          <w:t>.</w:t>
+        </w:r>
+        <w:r>
+          <w:rPr>
+            <w:rStyle w:val="a5"/>
+            <w:rFonts w:ascii="Times New Roman" w:hAnsi="Times New Roman" w:cs="Times New Roman"/>
+            <w:sz w:val="28"/>
+            <w:szCs w:val="28"/>
+            <w:lang w:val="en-US"/>
+          </w:rPr>
+          <w:t>io</w:t>
+        </w:r>
+        <w:r>
+          <w:rPr>
+            <w:rStyle w:val="a5"/>
+            <w:rFonts w:ascii="Times New Roman" w:hAnsi="Times New Roman" w:cs="Times New Roman"/>
+            <w:sz w:val="28"/>
+            <w:szCs w:val="28"/>
+          </w:rPr>
+          <w:t>/</w:t>
+        </w:r>
+        <w:r>
+          <w:rPr>
+            <w:rStyle w:val="a5"/>
+            <w:rFonts w:ascii="Times New Roman" w:hAnsi="Times New Roman" w:cs="Times New Roman"/>
+            <w:sz w:val="28"/>
+            <w:szCs w:val="28"/>
+            <w:lang w:val="en-US"/>
+          </w:rPr>
+          <w:t>introduction</w:t>
+        </w:r>
+      </w:hyperlink>
       <w:r>
         <w:rPr>
           <w:rFonts w:ascii="Times New Roman" w:hAnsi="Times New Roman" w:cs="Times New Roman"/>
@@ -22443,15 +23727,15 @@
           <w:sz w:val="28"/>
           <w:szCs w:val="28"/>
         </w:rPr>
-        <w:t>2</w:t>
-      </w:r>
-      <w:r>
-        <w:rPr>
-          <w:rFonts w:ascii="Times New Roman" w:hAnsi="Times New Roman" w:cs="Times New Roman"/>
-          <w:sz w:val="28"/>
-          <w:szCs w:val="28"/>
-        </w:rPr>
-        <w:t>1.0</w:t>
+        <w:t>27</w:t>
+      </w:r>
+      <w:r>
+        <w:rPr>
+          <w:rFonts w:ascii="Times New Roman" w:hAnsi="Times New Roman" w:cs="Times New Roman"/>
+          <w:sz w:val="28"/>
+          <w:szCs w:val="28"/>
+        </w:rPr>
+        <w:t>.0</w:t>
       </w:r>
       <w:r>
         <w:rPr>
@@ -22487,8 +23771,9 @@
           <w:sz w:val="28"/>
           <w:szCs w:val="28"/>
         </w:rPr>
-        <w:t xml:space="preserve">17. </w:t>
-      </w:r>
+        <w:t xml:space="preserve">23. </w:t>
+      </w:r>
+      <w:proofErr w:type="spellStart"/>
       <w:r>
         <w:rPr>
           <w:rFonts w:ascii="Times New Roman" w:hAnsi="Times New Roman" w:cs="Times New Roman"/>
@@ -22496,8 +23781,9 @@
           <w:szCs w:val="28"/>
           <w:lang w:val="en-US"/>
         </w:rPr>
-        <w:t>Spring</w:t>
-      </w:r>
+        <w:t>JaCoCo</w:t>
+      </w:r>
+      <w:proofErr w:type="spellEnd"/>
       <w:r>
         <w:rPr>
           <w:rFonts w:ascii="Times New Roman" w:hAnsi="Times New Roman" w:cs="Times New Roman"/>
@@ -22513,7 +23799,7 @@
           <w:szCs w:val="28"/>
           <w:lang w:val="en-US"/>
         </w:rPr>
-        <w:t>Security</w:t>
+        <w:t>Java</w:t>
       </w:r>
       <w:r>
         <w:rPr>
@@ -22530,7 +23816,7 @@
           <w:szCs w:val="28"/>
           <w:lang w:val="en-US"/>
         </w:rPr>
-        <w:t>Reference</w:t>
+        <w:t>Code</w:t>
       </w:r>
       <w:r>
         <w:rPr>
@@ -22547,7 +23833,24 @@
           <w:szCs w:val="28"/>
           <w:lang w:val="en-US"/>
         </w:rPr>
-        <w:t>Documentation</w:t>
+        <w:t>Coverage</w:t>
+      </w:r>
+      <w:r>
+        <w:rPr>
+          <w:rFonts w:ascii="Times New Roman" w:hAnsi="Times New Roman" w:cs="Times New Roman"/>
+          <w:sz w:val="28"/>
+          <w:szCs w:val="28"/>
+        </w:rPr>
+        <w:t xml:space="preserve"> </w:t>
+      </w:r>
+      <w:r>
+        <w:rPr>
+          <w:rFonts w:ascii="Times New Roman" w:hAnsi="Times New Roman" w:cs="Times New Roman"/>
+          <w:sz w:val="28"/>
+          <w:szCs w:val="28"/>
+          <w:lang w:val="en-US"/>
+        </w:rPr>
+        <w:t>Library</w:t>
       </w:r>
       <w:r>
         <w:rPr>
@@ -22557,1259 +23860,98 @@
         </w:rPr>
         <w:t xml:space="preserve"> [Электронный ресурс]. – Режим доступа: </w:t>
       </w:r>
-      <w:r>
-        <w:rPr>
-          <w:rFonts w:ascii="Times New Roman" w:hAnsi="Times New Roman" w:cs="Times New Roman"/>
-          <w:sz w:val="28"/>
-          <w:szCs w:val="28"/>
-          <w:lang w:val="en-US"/>
-        </w:rPr>
-        <w:t>https</w:t>
-      </w:r>
-      <w:r>
-        <w:rPr>
-          <w:rFonts w:ascii="Times New Roman" w:hAnsi="Times New Roman" w:cs="Times New Roman"/>
-          <w:sz w:val="28"/>
-          <w:szCs w:val="28"/>
-        </w:rPr>
-        <w:t>://</w:t>
-      </w:r>
-      <w:r>
-        <w:rPr>
-          <w:rFonts w:ascii="Times New Roman" w:hAnsi="Times New Roman" w:cs="Times New Roman"/>
-          <w:sz w:val="28"/>
-          <w:szCs w:val="28"/>
-          <w:lang w:val="en-US"/>
-        </w:rPr>
-        <w:t>spring</w:t>
-      </w:r>
-      <w:r>
-        <w:rPr>
-          <w:rFonts w:ascii="Times New Roman" w:hAnsi="Times New Roman" w:cs="Times New Roman"/>
-          <w:sz w:val="28"/>
-          <w:szCs w:val="28"/>
-        </w:rPr>
-        <w:t>.</w:t>
-      </w:r>
-      <w:r>
-        <w:rPr>
-          <w:rFonts w:ascii="Times New Roman" w:hAnsi="Times New Roman" w:cs="Times New Roman"/>
-          <w:sz w:val="28"/>
-          <w:szCs w:val="28"/>
-          <w:lang w:val="en-US"/>
-        </w:rPr>
-        <w:t>io</w:t>
-      </w:r>
-      <w:r>
-        <w:rPr>
-          <w:rFonts w:ascii="Times New Roman" w:hAnsi="Times New Roman" w:cs="Times New Roman"/>
-          <w:sz w:val="28"/>
-          <w:szCs w:val="28"/>
-        </w:rPr>
-        <w:t>/</w:t>
-      </w:r>
-      <w:r>
-        <w:rPr>
-          <w:rFonts w:ascii="Times New Roman" w:hAnsi="Times New Roman" w:cs="Times New Roman"/>
-          <w:sz w:val="28"/>
-          <w:szCs w:val="28"/>
-          <w:lang w:val="en-US"/>
-        </w:rPr>
-        <w:t>projects</w:t>
-      </w:r>
-      <w:r>
-        <w:rPr>
-          <w:rFonts w:ascii="Times New Roman" w:hAnsi="Times New Roman" w:cs="Times New Roman"/>
-          <w:sz w:val="28"/>
-          <w:szCs w:val="28"/>
-        </w:rPr>
-        <w:t>/</w:t>
-      </w:r>
-      <w:r>
-        <w:rPr>
-          <w:rFonts w:ascii="Times New Roman" w:hAnsi="Times New Roman" w:cs="Times New Roman"/>
-          <w:sz w:val="28"/>
-          <w:szCs w:val="28"/>
-          <w:lang w:val="en-US"/>
-        </w:rPr>
-        <w:t>spring</w:t>
-      </w:r>
-      <w:r>
-        <w:rPr>
-          <w:rFonts w:ascii="Times New Roman" w:hAnsi="Times New Roman" w:cs="Times New Roman"/>
-          <w:sz w:val="28"/>
-          <w:szCs w:val="28"/>
-        </w:rPr>
-        <w:t>-</w:t>
-      </w:r>
-      <w:r>
-        <w:rPr>
-          <w:rFonts w:ascii="Times New Roman" w:hAnsi="Times New Roman" w:cs="Times New Roman"/>
-          <w:sz w:val="28"/>
-          <w:szCs w:val="28"/>
-          <w:lang w:val="en-US"/>
-        </w:rPr>
-        <w:t>security</w:t>
-      </w:r>
-      <w:r>
-        <w:rPr>
-          <w:rFonts w:ascii="Times New Roman" w:hAnsi="Times New Roman" w:cs="Times New Roman"/>
-          <w:sz w:val="28"/>
-          <w:szCs w:val="28"/>
-        </w:rPr>
-        <w:t xml:space="preserve"> (дата обращения: </w:t>
-      </w:r>
-      <w:r>
-        <w:rPr>
-          <w:rFonts w:ascii="Times New Roman" w:hAnsi="Times New Roman" w:cs="Times New Roman"/>
-          <w:sz w:val="28"/>
-          <w:szCs w:val="28"/>
-        </w:rPr>
-        <w:t>25</w:t>
-      </w:r>
-      <w:r>
-        <w:rPr>
-          <w:rFonts w:ascii="Times New Roman" w:hAnsi="Times New Roman" w:cs="Times New Roman"/>
-          <w:sz w:val="28"/>
-          <w:szCs w:val="28"/>
-        </w:rPr>
-        <w:t>.0</w:t>
-      </w:r>
-      <w:r>
-        <w:rPr>
-          <w:rFonts w:ascii="Times New Roman" w:hAnsi="Times New Roman" w:cs="Times New Roman"/>
-          <w:sz w:val="28"/>
-          <w:szCs w:val="28"/>
-        </w:rPr>
-        <w:t>4</w:t>
-      </w:r>
-      <w:r>
-        <w:rPr>
-          <w:rFonts w:ascii="Times New Roman" w:hAnsi="Times New Roman" w:cs="Times New Roman"/>
-          <w:sz w:val="28"/>
-          <w:szCs w:val="28"/>
-        </w:rPr>
-        <w:t>.2026).</w:t>
-      </w:r>
-    </w:p>
-    <w:p>
-      <w:pPr>
-        <w:spacing w:after="0" w:line="360" w:lineRule="auto"/>
-        <w:ind w:firstLine="709"/>
-        <w:jc w:val="both"/>
-        <w:rPr>
-          <w:rFonts w:ascii="Times New Roman" w:hAnsi="Times New Roman" w:cs="Times New Roman"/>
-          <w:sz w:val="28"/>
-          <w:szCs w:val="28"/>
-        </w:rPr>
-      </w:pPr>
-      <w:r>
-        <w:rPr>
-          <w:rFonts w:ascii="Times New Roman" w:hAnsi="Times New Roman" w:cs="Times New Roman"/>
-          <w:sz w:val="28"/>
-          <w:szCs w:val="28"/>
-        </w:rPr>
-        <w:t xml:space="preserve">18. </w:t>
-      </w:r>
-      <w:r>
-        <w:rPr>
-          <w:rFonts w:ascii="Times New Roman" w:hAnsi="Times New Roman" w:cs="Times New Roman"/>
-          <w:sz w:val="28"/>
-          <w:szCs w:val="28"/>
-          <w:lang w:val="en-US"/>
-        </w:rPr>
-        <w:t>PostgreSQL</w:t>
-      </w:r>
-      <w:r>
-        <w:rPr>
-          <w:rFonts w:ascii="Times New Roman" w:hAnsi="Times New Roman" w:cs="Times New Roman"/>
-          <w:sz w:val="28"/>
-          <w:szCs w:val="28"/>
-        </w:rPr>
-        <w:t xml:space="preserve"> </w:t>
-      </w:r>
-      <w:r>
-        <w:rPr>
-          <w:rFonts w:ascii="Times New Roman" w:hAnsi="Times New Roman" w:cs="Times New Roman"/>
-          <w:sz w:val="28"/>
-          <w:szCs w:val="28"/>
-          <w:lang w:val="en-US"/>
-        </w:rPr>
-        <w:t>Documentation</w:t>
-      </w:r>
-      <w:r>
-        <w:rPr>
-          <w:rFonts w:ascii="Times New Roman" w:hAnsi="Times New Roman" w:cs="Times New Roman"/>
-          <w:sz w:val="28"/>
-          <w:szCs w:val="28"/>
-        </w:rPr>
-        <w:t xml:space="preserve"> [Электронный ресурс]. – Режим доступа: </w:t>
-      </w:r>
-      <w:r>
-        <w:rPr>
-          <w:rFonts w:ascii="Times New Roman" w:hAnsi="Times New Roman" w:cs="Times New Roman"/>
-          <w:sz w:val="28"/>
-          <w:szCs w:val="28"/>
-          <w:lang w:val="en-US"/>
-        </w:rPr>
-        <w:t>https</w:t>
-      </w:r>
-      <w:r>
-        <w:rPr>
-          <w:rFonts w:ascii="Times New Roman" w:hAnsi="Times New Roman" w:cs="Times New Roman"/>
-          <w:sz w:val="28"/>
-          <w:szCs w:val="28"/>
-        </w:rPr>
-        <w:t>://</w:t>
-      </w:r>
-      <w:r>
-        <w:rPr>
-          <w:rFonts w:ascii="Times New Roman" w:hAnsi="Times New Roman" w:cs="Times New Roman"/>
-          <w:sz w:val="28"/>
-          <w:szCs w:val="28"/>
-          <w:lang w:val="en-US"/>
-        </w:rPr>
-        <w:t>www</w:t>
-      </w:r>
-      <w:r>
-        <w:rPr>
-          <w:rFonts w:ascii="Times New Roman" w:hAnsi="Times New Roman" w:cs="Times New Roman"/>
-          <w:sz w:val="28"/>
-          <w:szCs w:val="28"/>
-        </w:rPr>
-        <w:t>.</w:t>
-      </w:r>
-      <w:proofErr w:type="spellStart"/>
-      <w:r>
-        <w:rPr>
-          <w:rFonts w:ascii="Times New Roman" w:hAnsi="Times New Roman" w:cs="Times New Roman"/>
-          <w:sz w:val="28"/>
-          <w:szCs w:val="28"/>
-          <w:lang w:val="en-US"/>
-        </w:rPr>
-        <w:t>postgresql</w:t>
-      </w:r>
-      <w:proofErr w:type="spellEnd"/>
-      <w:r>
-        <w:rPr>
-          <w:rFonts w:ascii="Times New Roman" w:hAnsi="Times New Roman" w:cs="Times New Roman"/>
-          <w:sz w:val="28"/>
-          <w:szCs w:val="28"/>
-        </w:rPr>
-        <w:t>.</w:t>
-      </w:r>
-      <w:r>
-        <w:rPr>
-          <w:rFonts w:ascii="Times New Roman" w:hAnsi="Times New Roman" w:cs="Times New Roman"/>
-          <w:sz w:val="28"/>
-          <w:szCs w:val="28"/>
-          <w:lang w:val="en-US"/>
-        </w:rPr>
-        <w:t>org</w:t>
-      </w:r>
-      <w:r>
-        <w:rPr>
-          <w:rFonts w:ascii="Times New Roman" w:hAnsi="Times New Roman" w:cs="Times New Roman"/>
-          <w:sz w:val="28"/>
-          <w:szCs w:val="28"/>
-        </w:rPr>
-        <w:t>/</w:t>
-      </w:r>
-      <w:r>
-        <w:rPr>
-          <w:rFonts w:ascii="Times New Roman" w:hAnsi="Times New Roman" w:cs="Times New Roman"/>
-          <w:sz w:val="28"/>
-          <w:szCs w:val="28"/>
-          <w:lang w:val="en-US"/>
-        </w:rPr>
-        <w:t>docs</w:t>
-      </w:r>
-      <w:r>
-        <w:rPr>
-          <w:rFonts w:ascii="Times New Roman" w:hAnsi="Times New Roman" w:cs="Times New Roman"/>
-          <w:sz w:val="28"/>
-          <w:szCs w:val="28"/>
-        </w:rPr>
-        <w:t xml:space="preserve"> (дата обращения: </w:t>
-      </w:r>
-      <w:r>
-        <w:rPr>
-          <w:rFonts w:ascii="Times New Roman" w:hAnsi="Times New Roman" w:cs="Times New Roman"/>
-          <w:sz w:val="28"/>
-          <w:szCs w:val="28"/>
-        </w:rPr>
-        <w:t>25</w:t>
-      </w:r>
-      <w:r>
-        <w:rPr>
-          <w:rFonts w:ascii="Times New Roman" w:hAnsi="Times New Roman" w:cs="Times New Roman"/>
-          <w:sz w:val="28"/>
-          <w:szCs w:val="28"/>
-        </w:rPr>
-        <w:t>.0</w:t>
-      </w:r>
-      <w:r>
-        <w:rPr>
-          <w:rFonts w:ascii="Times New Roman" w:hAnsi="Times New Roman" w:cs="Times New Roman"/>
-          <w:sz w:val="28"/>
-          <w:szCs w:val="28"/>
-        </w:rPr>
-        <w:t>4</w:t>
-      </w:r>
-      <w:r>
-        <w:rPr>
-          <w:rFonts w:ascii="Times New Roman" w:hAnsi="Times New Roman" w:cs="Times New Roman"/>
-          <w:sz w:val="28"/>
-          <w:szCs w:val="28"/>
-        </w:rPr>
-        <w:t>.2026).</w:t>
-      </w:r>
-    </w:p>
-    <w:p>
-      <w:pPr>
-        <w:spacing w:after="0" w:line="360" w:lineRule="auto"/>
-        <w:ind w:firstLine="709"/>
-        <w:jc w:val="both"/>
-        <w:rPr>
-          <w:rFonts w:ascii="Times New Roman" w:hAnsi="Times New Roman" w:cs="Times New Roman"/>
-          <w:sz w:val="28"/>
-          <w:szCs w:val="28"/>
-        </w:rPr>
-      </w:pPr>
-      <w:r>
-        <w:rPr>
-          <w:rFonts w:ascii="Times New Roman" w:hAnsi="Times New Roman" w:cs="Times New Roman"/>
-          <w:sz w:val="28"/>
-          <w:szCs w:val="28"/>
-        </w:rPr>
-        <w:t xml:space="preserve">19. </w:t>
-      </w:r>
-      <w:r>
-        <w:rPr>
-          <w:rFonts w:ascii="Times New Roman" w:hAnsi="Times New Roman" w:cs="Times New Roman"/>
-          <w:sz w:val="28"/>
-          <w:szCs w:val="28"/>
-          <w:lang w:val="en-US"/>
-        </w:rPr>
-        <w:t>Hibernate</w:t>
-      </w:r>
-      <w:r>
-        <w:rPr>
-          <w:rFonts w:ascii="Times New Roman" w:hAnsi="Times New Roman" w:cs="Times New Roman"/>
-          <w:sz w:val="28"/>
-          <w:szCs w:val="28"/>
-        </w:rPr>
-        <w:t xml:space="preserve"> </w:t>
-      </w:r>
-      <w:r>
-        <w:rPr>
-          <w:rFonts w:ascii="Times New Roman" w:hAnsi="Times New Roman" w:cs="Times New Roman"/>
-          <w:sz w:val="28"/>
-          <w:szCs w:val="28"/>
-          <w:lang w:val="en-US"/>
-        </w:rPr>
-        <w:t>ORM</w:t>
-      </w:r>
-      <w:r>
-        <w:rPr>
-          <w:rFonts w:ascii="Times New Roman" w:hAnsi="Times New Roman" w:cs="Times New Roman"/>
-          <w:sz w:val="28"/>
-          <w:szCs w:val="28"/>
-        </w:rPr>
-        <w:t xml:space="preserve"> </w:t>
-      </w:r>
-      <w:r>
-        <w:rPr>
-          <w:rFonts w:ascii="Times New Roman" w:hAnsi="Times New Roman" w:cs="Times New Roman"/>
-          <w:sz w:val="28"/>
-          <w:szCs w:val="28"/>
-          <w:lang w:val="en-US"/>
-        </w:rPr>
-        <w:t>Documentation</w:t>
-      </w:r>
-      <w:r>
-        <w:rPr>
-          <w:rFonts w:ascii="Times New Roman" w:hAnsi="Times New Roman" w:cs="Times New Roman"/>
-          <w:sz w:val="28"/>
-          <w:szCs w:val="28"/>
-        </w:rPr>
-        <w:t xml:space="preserve"> [Электронный ресурс]. – Режим доступа: </w:t>
-      </w:r>
-      <w:r>
-        <w:rPr>
-          <w:rFonts w:ascii="Times New Roman" w:hAnsi="Times New Roman" w:cs="Times New Roman"/>
-          <w:sz w:val="28"/>
-          <w:szCs w:val="28"/>
-          <w:lang w:val="en-US"/>
-        </w:rPr>
-        <w:t>https</w:t>
-      </w:r>
-      <w:r>
-        <w:rPr>
-          <w:rFonts w:ascii="Times New Roman" w:hAnsi="Times New Roman" w:cs="Times New Roman"/>
-          <w:sz w:val="28"/>
-          <w:szCs w:val="28"/>
-        </w:rPr>
-        <w:t>://</w:t>
-      </w:r>
-      <w:r>
-        <w:rPr>
-          <w:rFonts w:ascii="Times New Roman" w:hAnsi="Times New Roman" w:cs="Times New Roman"/>
-          <w:sz w:val="28"/>
-          <w:szCs w:val="28"/>
-          <w:lang w:val="en-US"/>
-        </w:rPr>
-        <w:t>hibernate</w:t>
-      </w:r>
-      <w:r>
-        <w:rPr>
-          <w:rFonts w:ascii="Times New Roman" w:hAnsi="Times New Roman" w:cs="Times New Roman"/>
-          <w:sz w:val="28"/>
-          <w:szCs w:val="28"/>
-        </w:rPr>
-        <w:t>.</w:t>
-      </w:r>
-      <w:r>
-        <w:rPr>
-          <w:rFonts w:ascii="Times New Roman" w:hAnsi="Times New Roman" w:cs="Times New Roman"/>
-          <w:sz w:val="28"/>
-          <w:szCs w:val="28"/>
-          <w:lang w:val="en-US"/>
-        </w:rPr>
-        <w:t>org</w:t>
-      </w:r>
-      <w:r>
-        <w:rPr>
-          <w:rFonts w:ascii="Times New Roman" w:hAnsi="Times New Roman" w:cs="Times New Roman"/>
-          <w:sz w:val="28"/>
-          <w:szCs w:val="28"/>
-        </w:rPr>
-        <w:t>/</w:t>
-      </w:r>
-      <w:proofErr w:type="spellStart"/>
-      <w:r>
-        <w:rPr>
-          <w:rFonts w:ascii="Times New Roman" w:hAnsi="Times New Roman" w:cs="Times New Roman"/>
-          <w:sz w:val="28"/>
-          <w:szCs w:val="28"/>
-          <w:lang w:val="en-US"/>
-        </w:rPr>
-        <w:t>orm</w:t>
-      </w:r>
-      <w:proofErr w:type="spellEnd"/>
-      <w:r>
-        <w:rPr>
-          <w:rFonts w:ascii="Times New Roman" w:hAnsi="Times New Roman" w:cs="Times New Roman"/>
-          <w:sz w:val="28"/>
-          <w:szCs w:val="28"/>
-        </w:rPr>
-        <w:t>/</w:t>
-      </w:r>
-      <w:r>
-        <w:rPr>
-          <w:rFonts w:ascii="Times New Roman" w:hAnsi="Times New Roman" w:cs="Times New Roman"/>
-          <w:sz w:val="28"/>
-          <w:szCs w:val="28"/>
-          <w:lang w:val="en-US"/>
-        </w:rPr>
-        <w:t>documentation</w:t>
-      </w:r>
-      <w:r>
-        <w:rPr>
-          <w:rFonts w:ascii="Times New Roman" w:hAnsi="Times New Roman" w:cs="Times New Roman"/>
-          <w:sz w:val="28"/>
-          <w:szCs w:val="28"/>
-        </w:rPr>
-        <w:t xml:space="preserve"> (дата обращения: </w:t>
-      </w:r>
-      <w:r>
-        <w:rPr>
-          <w:rFonts w:ascii="Times New Roman" w:hAnsi="Times New Roman" w:cs="Times New Roman"/>
-          <w:sz w:val="28"/>
-          <w:szCs w:val="28"/>
-        </w:rPr>
-        <w:t>26</w:t>
-      </w:r>
-      <w:r>
-        <w:rPr>
-          <w:rFonts w:ascii="Times New Roman" w:hAnsi="Times New Roman" w:cs="Times New Roman"/>
-          <w:sz w:val="28"/>
-          <w:szCs w:val="28"/>
-        </w:rPr>
-        <w:t>.0</w:t>
-      </w:r>
-      <w:r>
-        <w:rPr>
-          <w:rFonts w:ascii="Times New Roman" w:hAnsi="Times New Roman" w:cs="Times New Roman"/>
-          <w:sz w:val="28"/>
-          <w:szCs w:val="28"/>
-        </w:rPr>
-        <w:t>4</w:t>
-      </w:r>
-      <w:r>
-        <w:rPr>
-          <w:rFonts w:ascii="Times New Roman" w:hAnsi="Times New Roman" w:cs="Times New Roman"/>
-          <w:sz w:val="28"/>
-          <w:szCs w:val="28"/>
-        </w:rPr>
-        <w:t>.2026).</w:t>
-      </w:r>
-    </w:p>
-    <w:p>
-      <w:pPr>
-        <w:spacing w:after="0" w:line="360" w:lineRule="auto"/>
-        <w:ind w:firstLine="709"/>
-        <w:jc w:val="both"/>
-        <w:rPr>
-          <w:rFonts w:ascii="Times New Roman" w:hAnsi="Times New Roman" w:cs="Times New Roman"/>
-          <w:sz w:val="28"/>
-          <w:szCs w:val="28"/>
-        </w:rPr>
-      </w:pPr>
-      <w:r>
-        <w:rPr>
-          <w:rFonts w:ascii="Times New Roman" w:hAnsi="Times New Roman" w:cs="Times New Roman"/>
-          <w:sz w:val="28"/>
-          <w:szCs w:val="28"/>
-        </w:rPr>
-        <w:t xml:space="preserve">20. </w:t>
-      </w:r>
-      <w:r>
-        <w:rPr>
-          <w:rFonts w:ascii="Times New Roman" w:hAnsi="Times New Roman" w:cs="Times New Roman"/>
-          <w:sz w:val="28"/>
-          <w:szCs w:val="28"/>
-          <w:lang w:val="en-US"/>
-        </w:rPr>
-        <w:t>Retrofit</w:t>
-      </w:r>
-      <w:r>
-        <w:rPr>
-          <w:rFonts w:ascii="Times New Roman" w:hAnsi="Times New Roman" w:cs="Times New Roman"/>
-          <w:sz w:val="28"/>
-          <w:szCs w:val="28"/>
-        </w:rPr>
-        <w:t xml:space="preserve"> </w:t>
-      </w:r>
-      <w:r>
-        <w:rPr>
-          <w:rFonts w:ascii="Times New Roman" w:hAnsi="Times New Roman" w:cs="Times New Roman"/>
-          <w:sz w:val="28"/>
-          <w:szCs w:val="28"/>
-          <w:lang w:val="en-US"/>
-        </w:rPr>
-        <w:t>Documentation</w:t>
-      </w:r>
-      <w:r>
-        <w:rPr>
-          <w:rFonts w:ascii="Times New Roman" w:hAnsi="Times New Roman" w:cs="Times New Roman"/>
-          <w:sz w:val="28"/>
-          <w:szCs w:val="28"/>
-        </w:rPr>
-        <w:t xml:space="preserve"> [Электронный ресурс]. – Режим доступа: </w:t>
-      </w:r>
-      <w:r>
-        <w:rPr>
-          <w:rFonts w:ascii="Times New Roman" w:hAnsi="Times New Roman" w:cs="Times New Roman"/>
-          <w:sz w:val="28"/>
-          <w:szCs w:val="28"/>
-          <w:lang w:val="en-US"/>
-        </w:rPr>
-        <w:t>https</w:t>
-      </w:r>
-      <w:r>
-        <w:rPr>
-          <w:rFonts w:ascii="Times New Roman" w:hAnsi="Times New Roman" w:cs="Times New Roman"/>
-          <w:sz w:val="28"/>
-          <w:szCs w:val="28"/>
-        </w:rPr>
-        <w:t>://</w:t>
-      </w:r>
-      <w:r>
-        <w:rPr>
-          <w:rFonts w:ascii="Times New Roman" w:hAnsi="Times New Roman" w:cs="Times New Roman"/>
-          <w:sz w:val="28"/>
-          <w:szCs w:val="28"/>
-          <w:lang w:val="en-US"/>
-        </w:rPr>
-        <w:t>square</w:t>
-      </w:r>
-      <w:r>
-        <w:rPr>
-          <w:rFonts w:ascii="Times New Roman" w:hAnsi="Times New Roman" w:cs="Times New Roman"/>
-          <w:sz w:val="28"/>
-          <w:szCs w:val="28"/>
-        </w:rPr>
-        <w:t>.</w:t>
-      </w:r>
-      <w:proofErr w:type="spellStart"/>
-      <w:r>
-        <w:rPr>
-          <w:rFonts w:ascii="Times New Roman" w:hAnsi="Times New Roman" w:cs="Times New Roman"/>
-          <w:sz w:val="28"/>
-          <w:szCs w:val="28"/>
-          <w:lang w:val="en-US"/>
-        </w:rPr>
-        <w:t>github</w:t>
-      </w:r>
-      <w:proofErr w:type="spellEnd"/>
-      <w:r>
-        <w:rPr>
-          <w:rFonts w:ascii="Times New Roman" w:hAnsi="Times New Roman" w:cs="Times New Roman"/>
-          <w:sz w:val="28"/>
-          <w:szCs w:val="28"/>
-        </w:rPr>
-        <w:t>.</w:t>
-      </w:r>
-      <w:r>
-        <w:rPr>
-          <w:rFonts w:ascii="Times New Roman" w:hAnsi="Times New Roman" w:cs="Times New Roman"/>
-          <w:sz w:val="28"/>
-          <w:szCs w:val="28"/>
-          <w:lang w:val="en-US"/>
-        </w:rPr>
-        <w:t>io</w:t>
-      </w:r>
-      <w:r>
-        <w:rPr>
-          <w:rFonts w:ascii="Times New Roman" w:hAnsi="Times New Roman" w:cs="Times New Roman"/>
-          <w:sz w:val="28"/>
-          <w:szCs w:val="28"/>
-        </w:rPr>
-        <w:t>/</w:t>
-      </w:r>
-      <w:r>
-        <w:rPr>
-          <w:rFonts w:ascii="Times New Roman" w:hAnsi="Times New Roman" w:cs="Times New Roman"/>
-          <w:sz w:val="28"/>
-          <w:szCs w:val="28"/>
-          <w:lang w:val="en-US"/>
-        </w:rPr>
-        <w:t>retrofit</w:t>
-      </w:r>
-      <w:r>
-        <w:rPr>
-          <w:rFonts w:ascii="Times New Roman" w:hAnsi="Times New Roman" w:cs="Times New Roman"/>
-          <w:sz w:val="28"/>
-          <w:szCs w:val="28"/>
-        </w:rPr>
-        <w:t xml:space="preserve"> (дата обращения: </w:t>
-      </w:r>
-      <w:r>
-        <w:rPr>
-          <w:rFonts w:ascii="Times New Roman" w:hAnsi="Times New Roman" w:cs="Times New Roman"/>
-          <w:sz w:val="28"/>
-          <w:szCs w:val="28"/>
-        </w:rPr>
-        <w:t>26</w:t>
-      </w:r>
-      <w:r>
-        <w:rPr>
-          <w:rFonts w:ascii="Times New Roman" w:hAnsi="Times New Roman" w:cs="Times New Roman"/>
-          <w:sz w:val="28"/>
-          <w:szCs w:val="28"/>
-        </w:rPr>
-        <w:t>.0</w:t>
-      </w:r>
-      <w:r>
-        <w:rPr>
-          <w:rFonts w:ascii="Times New Roman" w:hAnsi="Times New Roman" w:cs="Times New Roman"/>
-          <w:sz w:val="28"/>
-          <w:szCs w:val="28"/>
-        </w:rPr>
-        <w:t>4</w:t>
-      </w:r>
-      <w:r>
-        <w:rPr>
-          <w:rFonts w:ascii="Times New Roman" w:hAnsi="Times New Roman" w:cs="Times New Roman"/>
-          <w:sz w:val="28"/>
-          <w:szCs w:val="28"/>
-        </w:rPr>
-        <w:t>.2026).</w:t>
-      </w:r>
-    </w:p>
-    <w:p>
-      <w:pPr>
-        <w:spacing w:after="0" w:line="360" w:lineRule="auto"/>
-        <w:ind w:firstLine="709"/>
-        <w:jc w:val="both"/>
-        <w:rPr>
-          <w:rFonts w:ascii="Times New Roman" w:hAnsi="Times New Roman" w:cs="Times New Roman"/>
-          <w:sz w:val="28"/>
-          <w:szCs w:val="28"/>
-        </w:rPr>
-      </w:pPr>
-      <w:r>
-        <w:rPr>
-          <w:rFonts w:ascii="Times New Roman" w:hAnsi="Times New Roman" w:cs="Times New Roman"/>
-          <w:sz w:val="28"/>
-          <w:szCs w:val="28"/>
-        </w:rPr>
-        <w:t xml:space="preserve">21. </w:t>
-      </w:r>
-      <w:r>
-        <w:rPr>
-          <w:rFonts w:ascii="Times New Roman" w:hAnsi="Times New Roman" w:cs="Times New Roman"/>
-          <w:sz w:val="28"/>
-          <w:szCs w:val="28"/>
-          <w:lang w:val="en-US"/>
-        </w:rPr>
-        <w:t>Room</w:t>
-      </w:r>
-      <w:r>
-        <w:rPr>
-          <w:rFonts w:ascii="Times New Roman" w:hAnsi="Times New Roman" w:cs="Times New Roman"/>
-          <w:sz w:val="28"/>
-          <w:szCs w:val="28"/>
-        </w:rPr>
-        <w:t xml:space="preserve"> </w:t>
-      </w:r>
-      <w:r>
-        <w:rPr>
-          <w:rFonts w:ascii="Times New Roman" w:hAnsi="Times New Roman" w:cs="Times New Roman"/>
-          <w:sz w:val="28"/>
-          <w:szCs w:val="28"/>
-          <w:lang w:val="en-US"/>
-        </w:rPr>
-        <w:t>Persistence</w:t>
-      </w:r>
-      <w:r>
-        <w:rPr>
-          <w:rFonts w:ascii="Times New Roman" w:hAnsi="Times New Roman" w:cs="Times New Roman"/>
-          <w:sz w:val="28"/>
-          <w:szCs w:val="28"/>
-        </w:rPr>
-        <w:t xml:space="preserve"> </w:t>
-      </w:r>
-      <w:r>
-        <w:rPr>
-          <w:rFonts w:ascii="Times New Roman" w:hAnsi="Times New Roman" w:cs="Times New Roman"/>
-          <w:sz w:val="28"/>
-          <w:szCs w:val="28"/>
-          <w:lang w:val="en-US"/>
-        </w:rPr>
-        <w:t>Library</w:t>
-      </w:r>
-      <w:r>
-        <w:rPr>
-          <w:rFonts w:ascii="Times New Roman" w:hAnsi="Times New Roman" w:cs="Times New Roman"/>
-          <w:sz w:val="28"/>
-          <w:szCs w:val="28"/>
-        </w:rPr>
-        <w:t xml:space="preserve"> [Электронный ресурс]. – Режим доступа: </w:t>
-      </w:r>
-      <w:r>
-        <w:rPr>
-          <w:rFonts w:ascii="Times New Roman" w:hAnsi="Times New Roman" w:cs="Times New Roman"/>
-          <w:sz w:val="28"/>
-          <w:szCs w:val="28"/>
-          <w:lang w:val="en-US"/>
-        </w:rPr>
-        <w:t>https</w:t>
-      </w:r>
-      <w:r>
-        <w:rPr>
-          <w:rFonts w:ascii="Times New Roman" w:hAnsi="Times New Roman" w:cs="Times New Roman"/>
-          <w:sz w:val="28"/>
-          <w:szCs w:val="28"/>
-        </w:rPr>
-        <w:t>://</w:t>
-      </w:r>
-      <w:r>
-        <w:rPr>
-          <w:rFonts w:ascii="Times New Roman" w:hAnsi="Times New Roman" w:cs="Times New Roman"/>
-          <w:sz w:val="28"/>
-          <w:szCs w:val="28"/>
-          <w:lang w:val="en-US"/>
-        </w:rPr>
-        <w:t>developer</w:t>
-      </w:r>
-      <w:r>
-        <w:rPr>
-          <w:rFonts w:ascii="Times New Roman" w:hAnsi="Times New Roman" w:cs="Times New Roman"/>
-          <w:sz w:val="28"/>
-          <w:szCs w:val="28"/>
-        </w:rPr>
-        <w:t>.</w:t>
-      </w:r>
-      <w:r>
-        <w:rPr>
-          <w:rFonts w:ascii="Times New Roman" w:hAnsi="Times New Roman" w:cs="Times New Roman"/>
-          <w:sz w:val="28"/>
-          <w:szCs w:val="28"/>
-          <w:lang w:val="en-US"/>
-        </w:rPr>
-        <w:t>android</w:t>
-      </w:r>
-      <w:r>
-        <w:rPr>
-          <w:rFonts w:ascii="Times New Roman" w:hAnsi="Times New Roman" w:cs="Times New Roman"/>
-          <w:sz w:val="28"/>
-          <w:szCs w:val="28"/>
-        </w:rPr>
-        <w:t>.</w:t>
-      </w:r>
-      <w:r>
-        <w:rPr>
-          <w:rFonts w:ascii="Times New Roman" w:hAnsi="Times New Roman" w:cs="Times New Roman"/>
-          <w:sz w:val="28"/>
-          <w:szCs w:val="28"/>
-          <w:lang w:val="en-US"/>
-        </w:rPr>
-        <w:t>com</w:t>
-      </w:r>
-      <w:r>
-        <w:rPr>
-          <w:rFonts w:ascii="Times New Roman" w:hAnsi="Times New Roman" w:cs="Times New Roman"/>
-          <w:sz w:val="28"/>
-          <w:szCs w:val="28"/>
-        </w:rPr>
-        <w:t>/</w:t>
-      </w:r>
-      <w:r>
-        <w:rPr>
-          <w:rFonts w:ascii="Times New Roman" w:hAnsi="Times New Roman" w:cs="Times New Roman"/>
-          <w:sz w:val="28"/>
-          <w:szCs w:val="28"/>
-          <w:lang w:val="en-US"/>
-        </w:rPr>
-        <w:t>training</w:t>
-      </w:r>
-      <w:r>
-        <w:rPr>
-          <w:rFonts w:ascii="Times New Roman" w:hAnsi="Times New Roman" w:cs="Times New Roman"/>
-          <w:sz w:val="28"/>
-          <w:szCs w:val="28"/>
-        </w:rPr>
-        <w:t>/</w:t>
-      </w:r>
-      <w:r>
-        <w:rPr>
-          <w:rFonts w:ascii="Times New Roman" w:hAnsi="Times New Roman" w:cs="Times New Roman"/>
-          <w:sz w:val="28"/>
-          <w:szCs w:val="28"/>
-          <w:lang w:val="en-US"/>
-        </w:rPr>
-        <w:t>data</w:t>
-      </w:r>
-      <w:r>
-        <w:rPr>
-          <w:rFonts w:ascii="Times New Roman" w:hAnsi="Times New Roman" w:cs="Times New Roman"/>
-          <w:sz w:val="28"/>
-          <w:szCs w:val="28"/>
-        </w:rPr>
-        <w:t>-</w:t>
-      </w:r>
-      <w:r>
-        <w:rPr>
-          <w:rFonts w:ascii="Times New Roman" w:hAnsi="Times New Roman" w:cs="Times New Roman"/>
-          <w:sz w:val="28"/>
-          <w:szCs w:val="28"/>
-          <w:lang w:val="en-US"/>
-        </w:rPr>
-        <w:t>storage</w:t>
-      </w:r>
-      <w:r>
-        <w:rPr>
-          <w:rFonts w:ascii="Times New Roman" w:hAnsi="Times New Roman" w:cs="Times New Roman"/>
-          <w:sz w:val="28"/>
-          <w:szCs w:val="28"/>
-        </w:rPr>
-        <w:t>/</w:t>
-      </w:r>
-      <w:r>
-        <w:rPr>
-          <w:rFonts w:ascii="Times New Roman" w:hAnsi="Times New Roman" w:cs="Times New Roman"/>
-          <w:sz w:val="28"/>
-          <w:szCs w:val="28"/>
-          <w:lang w:val="en-US"/>
-        </w:rPr>
-        <w:t>room</w:t>
-      </w:r>
-      <w:r>
-        <w:rPr>
-          <w:rFonts w:ascii="Times New Roman" w:hAnsi="Times New Roman" w:cs="Times New Roman"/>
-          <w:sz w:val="28"/>
-          <w:szCs w:val="28"/>
-        </w:rPr>
-        <w:t xml:space="preserve"> (дата обращения: </w:t>
-      </w:r>
-      <w:r>
-        <w:rPr>
-          <w:rFonts w:ascii="Times New Roman" w:hAnsi="Times New Roman" w:cs="Times New Roman"/>
-          <w:sz w:val="28"/>
-          <w:szCs w:val="28"/>
-        </w:rPr>
-        <w:t>27</w:t>
-      </w:r>
-      <w:r>
-        <w:rPr>
-          <w:rFonts w:ascii="Times New Roman" w:hAnsi="Times New Roman" w:cs="Times New Roman"/>
-          <w:sz w:val="28"/>
-          <w:szCs w:val="28"/>
-        </w:rPr>
-        <w:t>.0</w:t>
-      </w:r>
-      <w:r>
-        <w:rPr>
-          <w:rFonts w:ascii="Times New Roman" w:hAnsi="Times New Roman" w:cs="Times New Roman"/>
-          <w:sz w:val="28"/>
-          <w:szCs w:val="28"/>
-        </w:rPr>
-        <w:t>4</w:t>
-      </w:r>
-      <w:r>
-        <w:rPr>
-          <w:rFonts w:ascii="Times New Roman" w:hAnsi="Times New Roman" w:cs="Times New Roman"/>
-          <w:sz w:val="28"/>
-          <w:szCs w:val="28"/>
-        </w:rPr>
-        <w:t>.2026).</w:t>
-      </w:r>
-    </w:p>
-    <w:p>
-      <w:pPr>
-        <w:spacing w:after="0" w:line="360" w:lineRule="auto"/>
-        <w:ind w:firstLine="709"/>
-        <w:jc w:val="both"/>
-        <w:rPr>
-          <w:rFonts w:ascii="Times New Roman" w:hAnsi="Times New Roman" w:cs="Times New Roman"/>
-          <w:sz w:val="28"/>
-          <w:szCs w:val="28"/>
-        </w:rPr>
-      </w:pPr>
-      <w:r>
-        <w:rPr>
-          <w:rFonts w:ascii="Times New Roman" w:hAnsi="Times New Roman" w:cs="Times New Roman"/>
-          <w:sz w:val="28"/>
-          <w:szCs w:val="28"/>
-        </w:rPr>
-        <w:t xml:space="preserve">22. </w:t>
-      </w:r>
-      <w:r>
-        <w:rPr>
-          <w:rFonts w:ascii="Times New Roman" w:hAnsi="Times New Roman" w:cs="Times New Roman"/>
-          <w:sz w:val="28"/>
-          <w:szCs w:val="28"/>
-          <w:lang w:val="en-US"/>
-        </w:rPr>
-        <w:t>JWT</w:t>
-      </w:r>
-      <w:r>
-        <w:rPr>
-          <w:rFonts w:ascii="Times New Roman" w:hAnsi="Times New Roman" w:cs="Times New Roman"/>
-          <w:sz w:val="28"/>
-          <w:szCs w:val="28"/>
-        </w:rPr>
-        <w:t xml:space="preserve"> </w:t>
-      </w:r>
-      <w:r>
-        <w:rPr>
-          <w:rFonts w:ascii="Times New Roman" w:hAnsi="Times New Roman" w:cs="Times New Roman"/>
-          <w:sz w:val="28"/>
-          <w:szCs w:val="28"/>
-          <w:lang w:val="en-US"/>
-        </w:rPr>
-        <w:t>Introduction</w:t>
-      </w:r>
-      <w:r>
-        <w:rPr>
-          <w:rFonts w:ascii="Times New Roman" w:hAnsi="Times New Roman" w:cs="Times New Roman"/>
-          <w:sz w:val="28"/>
-          <w:szCs w:val="28"/>
-        </w:rPr>
-        <w:t xml:space="preserve"> [Электронный ресурс]. – Режим доступа: </w:t>
-      </w:r>
-      <w:r>
-        <w:rPr>
-          <w:rFonts w:ascii="Times New Roman" w:hAnsi="Times New Roman" w:cs="Times New Roman"/>
-          <w:sz w:val="28"/>
-          <w:szCs w:val="28"/>
-          <w:lang w:val="en-US"/>
-        </w:rPr>
-        <w:t>https</w:t>
-      </w:r>
-      <w:r>
-        <w:rPr>
-          <w:rFonts w:ascii="Times New Roman" w:hAnsi="Times New Roman" w:cs="Times New Roman"/>
-          <w:sz w:val="28"/>
-          <w:szCs w:val="28"/>
-        </w:rPr>
-        <w:t>://</w:t>
-      </w:r>
-      <w:proofErr w:type="spellStart"/>
-      <w:r>
-        <w:rPr>
-          <w:rFonts w:ascii="Times New Roman" w:hAnsi="Times New Roman" w:cs="Times New Roman"/>
-          <w:sz w:val="28"/>
-          <w:szCs w:val="28"/>
-          <w:lang w:val="en-US"/>
-        </w:rPr>
-        <w:t>jwt</w:t>
-      </w:r>
-      <w:proofErr w:type="spellEnd"/>
-      <w:r>
-        <w:rPr>
-          <w:rFonts w:ascii="Times New Roman" w:hAnsi="Times New Roman" w:cs="Times New Roman"/>
-          <w:sz w:val="28"/>
-          <w:szCs w:val="28"/>
-        </w:rPr>
-        <w:t>.</w:t>
-      </w:r>
-      <w:r>
-        <w:rPr>
-          <w:rFonts w:ascii="Times New Roman" w:hAnsi="Times New Roman" w:cs="Times New Roman"/>
-          <w:sz w:val="28"/>
-          <w:szCs w:val="28"/>
-          <w:lang w:val="en-US"/>
-        </w:rPr>
-        <w:t>io</w:t>
-      </w:r>
-      <w:r>
-        <w:rPr>
-          <w:rFonts w:ascii="Times New Roman" w:hAnsi="Times New Roman" w:cs="Times New Roman"/>
-          <w:sz w:val="28"/>
-          <w:szCs w:val="28"/>
-        </w:rPr>
-        <w:t>/</w:t>
-      </w:r>
-      <w:r>
-        <w:rPr>
-          <w:rFonts w:ascii="Times New Roman" w:hAnsi="Times New Roman" w:cs="Times New Roman"/>
-          <w:sz w:val="28"/>
-          <w:szCs w:val="28"/>
-          <w:lang w:val="en-US"/>
-        </w:rPr>
-        <w:t>introduction</w:t>
-      </w:r>
-      <w:r>
-        <w:rPr>
-          <w:rFonts w:ascii="Times New Roman" w:hAnsi="Times New Roman" w:cs="Times New Roman"/>
-          <w:sz w:val="28"/>
-          <w:szCs w:val="28"/>
-        </w:rPr>
-        <w:t xml:space="preserve"> (дата обращения: </w:t>
-      </w:r>
-      <w:r>
-        <w:rPr>
-          <w:rFonts w:ascii="Times New Roman" w:hAnsi="Times New Roman" w:cs="Times New Roman"/>
-          <w:sz w:val="28"/>
-          <w:szCs w:val="28"/>
-        </w:rPr>
-        <w:t>27</w:t>
-      </w:r>
-      <w:r>
-        <w:rPr>
-          <w:rFonts w:ascii="Times New Roman" w:hAnsi="Times New Roman" w:cs="Times New Roman"/>
-          <w:sz w:val="28"/>
-          <w:szCs w:val="28"/>
-        </w:rPr>
-        <w:t>.0</w:t>
-      </w:r>
-      <w:r>
-        <w:rPr>
-          <w:rFonts w:ascii="Times New Roman" w:hAnsi="Times New Roman" w:cs="Times New Roman"/>
-          <w:sz w:val="28"/>
-          <w:szCs w:val="28"/>
-        </w:rPr>
-        <w:t>4</w:t>
-      </w:r>
-      <w:r>
-        <w:rPr>
-          <w:rFonts w:ascii="Times New Roman" w:hAnsi="Times New Roman" w:cs="Times New Roman"/>
-          <w:sz w:val="28"/>
-          <w:szCs w:val="28"/>
-        </w:rPr>
-        <w:t>.2026).</w:t>
-      </w:r>
-    </w:p>
-    <w:p>
-      <w:pPr>
-        <w:spacing w:after="0" w:line="360" w:lineRule="auto"/>
-        <w:ind w:firstLine="709"/>
-        <w:jc w:val="both"/>
-        <w:rPr>
-          <w:rFonts w:ascii="Times New Roman" w:hAnsi="Times New Roman" w:cs="Times New Roman"/>
-          <w:sz w:val="28"/>
-          <w:szCs w:val="28"/>
-        </w:rPr>
-      </w:pPr>
-      <w:r>
-        <w:rPr>
-          <w:rFonts w:ascii="Times New Roman" w:hAnsi="Times New Roman" w:cs="Times New Roman"/>
-          <w:sz w:val="28"/>
-          <w:szCs w:val="28"/>
-        </w:rPr>
-        <w:t xml:space="preserve">23. </w:t>
-      </w:r>
-      <w:proofErr w:type="spellStart"/>
-      <w:r>
-        <w:rPr>
-          <w:rFonts w:ascii="Times New Roman" w:hAnsi="Times New Roman" w:cs="Times New Roman"/>
-          <w:sz w:val="28"/>
-          <w:szCs w:val="28"/>
-          <w:lang w:val="en-US"/>
-        </w:rPr>
-        <w:t>JaCoCo</w:t>
-      </w:r>
-      <w:proofErr w:type="spellEnd"/>
-      <w:r>
-        <w:rPr>
-          <w:rFonts w:ascii="Times New Roman" w:hAnsi="Times New Roman" w:cs="Times New Roman"/>
-          <w:sz w:val="28"/>
-          <w:szCs w:val="28"/>
-        </w:rPr>
-        <w:t xml:space="preserve"> </w:t>
-      </w:r>
-      <w:r>
-        <w:rPr>
-          <w:rFonts w:ascii="Times New Roman" w:hAnsi="Times New Roman" w:cs="Times New Roman"/>
-          <w:sz w:val="28"/>
-          <w:szCs w:val="28"/>
-          <w:lang w:val="en-US"/>
-        </w:rPr>
-        <w:t>Java</w:t>
-      </w:r>
-      <w:r>
-        <w:rPr>
-          <w:rFonts w:ascii="Times New Roman" w:hAnsi="Times New Roman" w:cs="Times New Roman"/>
-          <w:sz w:val="28"/>
-          <w:szCs w:val="28"/>
-        </w:rPr>
-        <w:t xml:space="preserve"> </w:t>
-      </w:r>
-      <w:r>
-        <w:rPr>
-          <w:rFonts w:ascii="Times New Roman" w:hAnsi="Times New Roman" w:cs="Times New Roman"/>
-          <w:sz w:val="28"/>
-          <w:szCs w:val="28"/>
-          <w:lang w:val="en-US"/>
-        </w:rPr>
-        <w:t>Code</w:t>
-      </w:r>
-      <w:r>
-        <w:rPr>
-          <w:rFonts w:ascii="Times New Roman" w:hAnsi="Times New Roman" w:cs="Times New Roman"/>
-          <w:sz w:val="28"/>
-          <w:szCs w:val="28"/>
-        </w:rPr>
-        <w:t xml:space="preserve"> </w:t>
-      </w:r>
-      <w:r>
-        <w:rPr>
-          <w:rFonts w:ascii="Times New Roman" w:hAnsi="Times New Roman" w:cs="Times New Roman"/>
-          <w:sz w:val="28"/>
-          <w:szCs w:val="28"/>
-          <w:lang w:val="en-US"/>
-        </w:rPr>
-        <w:t>Coverage</w:t>
-      </w:r>
-      <w:r>
-        <w:rPr>
-          <w:rFonts w:ascii="Times New Roman" w:hAnsi="Times New Roman" w:cs="Times New Roman"/>
-          <w:sz w:val="28"/>
-          <w:szCs w:val="28"/>
-        </w:rPr>
-        <w:t xml:space="preserve"> </w:t>
-      </w:r>
-      <w:r>
-        <w:rPr>
-          <w:rFonts w:ascii="Times New Roman" w:hAnsi="Times New Roman" w:cs="Times New Roman"/>
-          <w:sz w:val="28"/>
-          <w:szCs w:val="28"/>
-          <w:lang w:val="en-US"/>
-        </w:rPr>
-        <w:t>Library</w:t>
-      </w:r>
-      <w:r>
-        <w:rPr>
-          <w:rFonts w:ascii="Times New Roman" w:hAnsi="Times New Roman" w:cs="Times New Roman"/>
-          <w:sz w:val="28"/>
-          <w:szCs w:val="28"/>
-        </w:rPr>
-        <w:t xml:space="preserve"> [Электронный ресурс]. – Режим доступа: </w:t>
-      </w:r>
-      <w:r>
-        <w:rPr>
-          <w:rFonts w:ascii="Times New Roman" w:hAnsi="Times New Roman" w:cs="Times New Roman"/>
-          <w:sz w:val="28"/>
-          <w:szCs w:val="28"/>
-          <w:lang w:val="en-US"/>
-        </w:rPr>
-        <w:t>https</w:t>
-      </w:r>
-      <w:r>
-        <w:rPr>
-          <w:rFonts w:ascii="Times New Roman" w:hAnsi="Times New Roman" w:cs="Times New Roman"/>
-          <w:sz w:val="28"/>
-          <w:szCs w:val="28"/>
-        </w:rPr>
-        <w:t>://</w:t>
-      </w:r>
-      <w:r>
-        <w:rPr>
-          <w:rFonts w:ascii="Times New Roman" w:hAnsi="Times New Roman" w:cs="Times New Roman"/>
-          <w:sz w:val="28"/>
-          <w:szCs w:val="28"/>
-          <w:lang w:val="en-US"/>
-        </w:rPr>
-        <w:t>www</w:t>
-      </w:r>
-      <w:r>
-        <w:rPr>
-          <w:rFonts w:ascii="Times New Roman" w:hAnsi="Times New Roman" w:cs="Times New Roman"/>
-          <w:sz w:val="28"/>
-          <w:szCs w:val="28"/>
-        </w:rPr>
-        <w:t>.</w:t>
-      </w:r>
-      <w:proofErr w:type="spellStart"/>
-      <w:r>
-        <w:rPr>
-          <w:rFonts w:ascii="Times New Roman" w:hAnsi="Times New Roman" w:cs="Times New Roman"/>
-          <w:sz w:val="28"/>
-          <w:szCs w:val="28"/>
-          <w:lang w:val="en-US"/>
-        </w:rPr>
-        <w:t>jacoco</w:t>
-      </w:r>
-      <w:proofErr w:type="spellEnd"/>
-      <w:r>
-        <w:rPr>
-          <w:rFonts w:ascii="Times New Roman" w:hAnsi="Times New Roman" w:cs="Times New Roman"/>
-          <w:sz w:val="28"/>
-          <w:szCs w:val="28"/>
-        </w:rPr>
-        <w:t>.</w:t>
-      </w:r>
-      <w:r>
-        <w:rPr>
-          <w:rFonts w:ascii="Times New Roman" w:hAnsi="Times New Roman" w:cs="Times New Roman"/>
-          <w:sz w:val="28"/>
-          <w:szCs w:val="28"/>
-          <w:lang w:val="en-US"/>
-        </w:rPr>
-        <w:t>org</w:t>
-      </w:r>
-      <w:r>
-        <w:rPr>
-          <w:rFonts w:ascii="Times New Roman" w:hAnsi="Times New Roman" w:cs="Times New Roman"/>
-          <w:sz w:val="28"/>
-          <w:szCs w:val="28"/>
-        </w:rPr>
-        <w:t>/</w:t>
-      </w:r>
-      <w:proofErr w:type="spellStart"/>
-      <w:r>
-        <w:rPr>
-          <w:rFonts w:ascii="Times New Roman" w:hAnsi="Times New Roman" w:cs="Times New Roman"/>
-          <w:sz w:val="28"/>
-          <w:szCs w:val="28"/>
-          <w:lang w:val="en-US"/>
-        </w:rPr>
-        <w:t>jacoco</w:t>
-      </w:r>
-      <w:proofErr w:type="spellEnd"/>
+      <w:hyperlink r:id="rId35" w:history="1">
+        <w:r>
+          <w:rPr>
+            <w:rStyle w:val="a5"/>
+            <w:rFonts w:ascii="Times New Roman" w:hAnsi="Times New Roman" w:cs="Times New Roman"/>
+            <w:sz w:val="28"/>
+            <w:szCs w:val="28"/>
+            <w:lang w:val="en-US"/>
+          </w:rPr>
+          <w:t>https</w:t>
+        </w:r>
+        <w:r>
+          <w:rPr>
+            <w:rStyle w:val="a5"/>
+            <w:rFonts w:ascii="Times New Roman" w:hAnsi="Times New Roman" w:cs="Times New Roman"/>
+            <w:sz w:val="28"/>
+            <w:szCs w:val="28"/>
+          </w:rPr>
+          <w:t>://</w:t>
+        </w:r>
+        <w:r>
+          <w:rPr>
+            <w:rStyle w:val="a5"/>
+            <w:rFonts w:ascii="Times New Roman" w:hAnsi="Times New Roman" w:cs="Times New Roman"/>
+            <w:sz w:val="28"/>
+            <w:szCs w:val="28"/>
+            <w:lang w:val="en-US"/>
+          </w:rPr>
+          <w:t>www</w:t>
+        </w:r>
+        <w:r>
+          <w:rPr>
+            <w:rStyle w:val="a5"/>
+            <w:rFonts w:ascii="Times New Roman" w:hAnsi="Times New Roman" w:cs="Times New Roman"/>
+            <w:sz w:val="28"/>
+            <w:szCs w:val="28"/>
+          </w:rPr>
+          <w:t>.</w:t>
+        </w:r>
+        <w:proofErr w:type="spellStart"/>
+        <w:r>
+          <w:rPr>
+            <w:rStyle w:val="a5"/>
+            <w:rFonts w:ascii="Times New Roman" w:hAnsi="Times New Roman" w:cs="Times New Roman"/>
+            <w:sz w:val="28"/>
+            <w:szCs w:val="28"/>
+            <w:lang w:val="en-US"/>
+          </w:rPr>
+          <w:t>jacoco</w:t>
+        </w:r>
+        <w:proofErr w:type="spellEnd"/>
+        <w:r>
+          <w:rPr>
+            <w:rStyle w:val="a5"/>
+            <w:rFonts w:ascii="Times New Roman" w:hAnsi="Times New Roman" w:cs="Times New Roman"/>
+            <w:sz w:val="28"/>
+            <w:szCs w:val="28"/>
+          </w:rPr>
+          <w:t>.</w:t>
+        </w:r>
+        <w:r>
+          <w:rPr>
+            <w:rStyle w:val="a5"/>
+            <w:rFonts w:ascii="Times New Roman" w:hAnsi="Times New Roman" w:cs="Times New Roman"/>
+            <w:sz w:val="28"/>
+            <w:szCs w:val="28"/>
+            <w:lang w:val="en-US"/>
+          </w:rPr>
+          <w:t>org</w:t>
+        </w:r>
+        <w:r>
+          <w:rPr>
+            <w:rStyle w:val="a5"/>
+            <w:rFonts w:ascii="Times New Roman" w:hAnsi="Times New Roman" w:cs="Times New Roman"/>
+            <w:sz w:val="28"/>
+            <w:szCs w:val="28"/>
+          </w:rPr>
+          <w:t>/</w:t>
+        </w:r>
+        <w:proofErr w:type="spellStart"/>
+        <w:r>
+          <w:rPr>
+            <w:rStyle w:val="a5"/>
+            <w:rFonts w:ascii="Times New Roman" w:hAnsi="Times New Roman" w:cs="Times New Roman"/>
+            <w:sz w:val="28"/>
+            <w:szCs w:val="28"/>
+            <w:lang w:val="en-US"/>
+          </w:rPr>
+          <w:t>jacoco</w:t>
+        </w:r>
+        <w:proofErr w:type="spellEnd"/>
+      </w:hyperlink>
       <w:r>
         <w:rPr>
           <w:rFonts w:ascii="Times New Roman" w:hAnsi="Times New Roman" w:cs="Times New Roman"/>
@@ -24046,15 +24188,18 @@
           <w:lang w:val="ru-RU"/>
         </w:rPr>
       </w:pPr>
-      <w:r>
-        <w:rPr>
-          <w:rFonts w:ascii="Times New Roman" w:hAnsi="Times New Roman" w:cs="Times New Roman"/>
-          <w:sz w:val="28"/>
-          <w:szCs w:val="28"/>
-          <w:lang w:val="ru-RU"/>
-        </w:rPr>
-        <w:t>https://github.com/Igoremys/PortfolioMuskhazhievCursovayApp.git</w:t>
-      </w:r>
+      <w:hyperlink r:id="rId36" w:history="1">
+        <w:r>
+          <w:rPr>
+            <w:rStyle w:val="a5"/>
+            <w:rFonts w:ascii="Times New Roman" w:hAnsi="Times New Roman" w:cs="Times New Roman"/>
+            <w:sz w:val="28"/>
+            <w:szCs w:val="28"/>
+            <w:lang w:val="ru-RU"/>
+          </w:rPr>
+          <w:t>https://github.com/Igoremys/PortfolioMuskhazhievCursovayApp.git</w:t>
+        </w:r>
+      </w:hyperlink>
     </w:p>
     <w:p>
       <w:pPr>
@@ -24146,15 +24291,18 @@
           <w:lang w:val="ru-RU"/>
         </w:rPr>
       </w:pPr>
-      <w:r>
-        <w:rPr>
-          <w:rFonts w:ascii="Times New Roman" w:hAnsi="Times New Roman" w:cs="Times New Roman"/>
-          <w:sz w:val="28"/>
-          <w:szCs w:val="28"/>
-          <w:lang w:val="ru-RU"/>
-        </w:rPr>
-        <w:t>https://github.com/Igoremys/PortfolioMuskhazhievCursovayApp/tree/main/docs/08-ui</w:t>
-      </w:r>
+      <w:hyperlink r:id="rId37" w:history="1">
+        <w:r>
+          <w:rPr>
+            <w:rStyle w:val="a5"/>
+            <w:rFonts w:ascii="Times New Roman" w:hAnsi="Times New Roman" w:cs="Times New Roman"/>
+            <w:sz w:val="28"/>
+            <w:szCs w:val="28"/>
+            <w:lang w:val="ru-RU"/>
+          </w:rPr>
+          <w:t>https://github.com/Igoremys/PortfolioMuskhazhievCursovayApp/tree/main/docs/08-ui</w:t>
+        </w:r>
+      </w:hyperlink>
     </w:p>
     <w:p>
       <w:pPr>
@@ -24215,7 +24363,7 @@
                     </pic:cNvPicPr>
                   </pic:nvPicPr>
                   <pic:blipFill>
-                    <a:blip r:embed="rId24">
+                    <a:blip r:embed="rId38">
                       <a:extLst>
                         <a:ext uri="{28A0092B-C50C-407E-A947-70E740481C1C}">
                           <a14:useLocalDpi xmlns:a14="http://schemas.microsoft.com/office/drawing/2010/main" val="0"/>
